--- a/docs/03-演示视频脚本.docx
+++ b/docs/03-演示视频脚本.docx
@@ -802,7 +802,7 @@
               <w:rPr>
                 <w:sz w:val="19"/>
               </w:rPr>
-              <w:t>1:48–2:18</w:t>
+              <w:t>1:48–2:24</w:t>
             </w:r>
           </w:p>
         </w:tc>
@@ -820,7 +820,7 @@
               <w:rPr>
                 <w:sz w:val="19"/>
               </w:rPr>
-              <w:t>写字：手写一个"山"或"人"，点击"粒子化"、再"融入星河"</w:t>
+              <w:t>写字（核心镜头）：自由书写一个"牛" → 粒子接住并识别"很像牛" → 点"看它三千年" → 时间轴自动推演 → 弹出考据卡（象形·本义·要点）</w:t>
             </w:r>
           </w:p>
         </w:tc>
@@ -838,7 +838,7 @@
               <w:rPr>
                 <w:sz w:val="19"/>
               </w:rPr>
-              <w:t>缓慢手写→点击按钮→停留</w:t>
+              <w:t>缓慢手写→点"粒子化"→点"看它三千年"→停留看考据卡</w:t>
             </w:r>
           </w:p>
         </w:tc>
@@ -856,7 +856,7 @@
               <w:rPr>
                 <w:sz w:val="19"/>
               </w:rPr>
-              <w:t>写下你的一笔一画，粒子会接住它——让每个人都成为汉字的一部分。</w:t>
+              <w:t>写下你的一笔一画，粒子会认出它——看，这是一个"牛"字三千年的样子。</w:t>
             </w:r>
           </w:p>
         </w:tc>
@@ -876,7 +876,7 @@
               <w:rPr>
                 <w:sz w:val="19"/>
               </w:rPr>
-              <w:t>2:18–2:38</w:t>
+              <w:t>2:24–2:42</w:t>
             </w:r>
           </w:p>
         </w:tc>
@@ -950,7 +950,7 @@
               <w:rPr>
                 <w:sz w:val="19"/>
               </w:rPr>
-              <w:t>2:38–2:52</w:t>
+              <w:t>2:42–2:54</w:t>
             </w:r>
           </w:p>
         </w:tc>
@@ -1024,7 +1024,7 @@
               <w:rPr>
                 <w:sz w:val="19"/>
               </w:rPr>
-              <w:t>2:52–3:00</w:t>
+              <w:t>2:54–3:00</w:t>
             </w:r>
           </w:p>
         </w:tc>
@@ -1117,7 +1117,7 @@
           <w:i/>
           <w:color w:val="666666"/>
         </w:rPr>
-        <w:t>不止于观看——在这里，你可以亲手推着"木"字走过三千年；可以把"日"与"月"合成"明"，体验会意造字的智慧；可以写下任意一笔一字，让粒子接住它；还可以用甲骨文猜字，检验你读懂了多少汉字的童年。</w:t>
+        <w:t>不止于观看——在这里，你可以亲手推着一个字走过三千年；可以写下一个"牛"字，让粒子认出它，再亲眼看着它从甲骨文长成今天的模样；可以把"日"与"月"合成"明"；还可以用甲骨文猜字，检验你读懂了多少汉字的童年。</w:t>
       </w:r>
     </w:p>
     <w:p>

--- a/docs/03-演示视频脚本.docx
+++ b/docs/03-演示视频脚本.docx
@@ -1042,7 +1042,7 @@
               <w:rPr>
                 <w:sz w:val="19"/>
               </w:rPr>
-              <w:t>关于页与结尾</w:t>
+              <w:t>尾声字墙→关于</w:t>
             </w:r>
           </w:p>
         </w:tc>
@@ -1060,7 +1060,7 @@
               <w:rPr>
                 <w:sz w:val="19"/>
               </w:rPr>
-              <w:t>切换到"关于"，停止 3 秒</w:t>
+              <w:t>切换到"尾声"停留 3 秒，再切"关于"结尾</w:t>
             </w:r>
           </w:p>
         </w:tc>
@@ -1078,7 +1078,7 @@
               <w:rPr>
                 <w:sz w:val="19"/>
               </w:rPr>
-              <w:t>字幕：《字·生》——看一个字，从远古走到今天。</w:t>
+              <w:t>字幕：三千年，字仍在生长——《字·生》，看一个字，从远古走到今天。</w:t>
             </w:r>
           </w:p>
         </w:tc>

--- a/docs/03-演示视频脚本.docx
+++ b/docs/03-演示视频脚本.docx
@@ -894,7 +894,7 @@
               <w:rPr>
                 <w:sz w:val="19"/>
               </w:rPr>
-              <w:t>认字：答对一题，展示字形从甲骨文演变为楷书</w:t>
+              <w:t>认字（三关制）：认形热身 → 切到"知义"关答对一题，弹出考据卡</w:t>
             </w:r>
           </w:p>
         </w:tc>
@@ -912,7 +912,7 @@
               <w:rPr>
                 <w:sz w:val="19"/>
               </w:rPr>
-              <w:t>点击正确选项，停留展示释义</w:t>
+              <w:t>点击正确选项，停留展示考据卡</w:t>
             </w:r>
           </w:p>
         </w:tc>
@@ -930,7 +930,7 @@
               <w:rPr>
                 <w:sz w:val="19"/>
               </w:rPr>
-              <w:t>看懂了甲骨文，就听懂了汉字的童年。</w:t>
+              <w:t>认得出字形只是热身——知道它的本义，才算听懂了汉字的童年。</w:t>
             </w:r>
           </w:p>
         </w:tc>

--- a/docs/03-演示视频脚本.docx
+++ b/docs/03-演示视频脚本.docx
@@ -672,7 +672,7 @@
               <w:rPr>
                 <w:sz w:val="19"/>
               </w:rPr>
-              <w:t>一字千年：选"木"，拖动时间轴从甲骨文推演到楷书（重点展示连续演化）</w:t>
+              <w:t>一字千年：选"木"拖动时间轴从甲骨文推演到楷书（连续演化）；点"更多字 708"打开字库网格，点"爱"展示"甲骨文暂未见——有的字出生得晚"的诚实标注</w:t>
             </w:r>
           </w:p>
         </w:tc>
@@ -690,7 +690,7 @@
               <w:rPr>
                 <w:sz w:val="19"/>
               </w:rPr>
-              <w:t>点击"木"→缓慢拖动滑块全程</w:t>
+              <w:t>点击"木"→缓慢拖动滑块全程→点"更多字"→选"爱"→再拖时间轴</w:t>
             </w:r>
           </w:p>
         </w:tc>
@@ -708,7 +708,7 @@
               <w:rPr>
                 <w:sz w:val="19"/>
               </w:rPr>
-              <w:t>不止于观看——在这里，你可以亲手推着一个字，走过三千年。</w:t>
+              <w:t>不止于观看——在这里，字库从 30 字扩展到 700 余字，每个字都按它真实的生命阶段生长；有的字出生得晚，我们就诚实地说——它那时还没有出生。</w:t>
             </w:r>
           </w:p>
         </w:tc>

--- a/docs/03-演示视频脚本.docx
+++ b/docs/03-演示视频脚本.docx
@@ -672,7 +672,7 @@
               <w:rPr>
                 <w:sz w:val="19"/>
               </w:rPr>
-              <w:t>一字千年：选"木"拖动时间轴从甲骨文推演到楷书（连续演化）；点"更多字 708"打开字库网格，点"爱"展示"甲骨文暂未见——有的字出生得晚"的诚实标注</w:t>
+              <w:t>一字千年：选"木"拖动时间轴从甲骨文推演到楷书（连续演化）；点"更多字 1.4 万"打开字库网格，点"爱"展示"甲骨文暂未见——有的字出生得晚"的诚实标注</w:t>
             </w:r>
           </w:p>
         </w:tc>
@@ -708,7 +708,7 @@
               <w:rPr>
                 <w:sz w:val="19"/>
               </w:rPr>
-              <w:t>不止于观看——在这里，字库从 30 字扩展到 700 余字，每个字都按它真实的生命阶段生长；有的字出生得晚，我们就诚实地说——它那时还没有出生。</w:t>
+              <w:t>不止于观看——在这里，字库从 30 字扩展到 1.4 万余字，每个字都按它真实的生命阶段生长；有的字出生得晚，我们就诚实地说——它那时还没有出生。</w:t>
             </w:r>
           </w:p>
         </w:tc>

--- a/docs/03-演示视频脚本.docx
+++ b/docs/03-演示视频脚本.docx
@@ -802,7 +802,7 @@
               <w:rPr>
                 <w:sz w:val="19"/>
               </w:rPr>
-              <w:t>1:48–2:24</w:t>
+              <w:t>1:48–2:10</w:t>
             </w:r>
           </w:p>
         </w:tc>
@@ -820,7 +820,7 @@
               <w:rPr>
                 <w:sz w:val="19"/>
               </w:rPr>
-              <w:t>写字（核心镜头）：自由书写一个"牛" → 粒子接住并识别"很像牛" → 点"看它三千年" → 时间轴自动推演 → 弹出考据卡（象形·本义·要点）</w:t>
+              <w:t>写字（核心镜头）：自由书写一个“牛” → 粒子接住并由增强识别引擎（HanScribe，12,000+ 常用字，Top-3 点选）确认 → 点“看它三千年” → 时间轴自动推演 → 弹出考据卡</w:t>
             </w:r>
           </w:p>
         </w:tc>
@@ -838,7 +838,7 @@
               <w:rPr>
                 <w:sz w:val="19"/>
               </w:rPr>
-              <w:t>缓慢手写→点"粒子化"→点"看它三千年"→停留看考据卡</w:t>
+              <w:t>缓慢手写→点“粒子化”→确认候选→点“看它三千年”→停留看考据卡</w:t>
             </w:r>
           </w:p>
         </w:tc>
@@ -856,7 +856,7 @@
               <w:rPr>
                 <w:sz w:val="19"/>
               </w:rPr>
-              <w:t>写下你的一笔一画，粒子会认出它——看，这是一个"牛"字三千年的样子。</w:t>
+              <w:t>写下你的一笔一画，粒子会认出它——看，这是一个“牛”字三千年的样子。</w:t>
             </w:r>
           </w:p>
         </w:tc>
@@ -876,7 +876,7 @@
               <w:rPr>
                 <w:sz w:val="19"/>
               </w:rPr>
-              <w:t>2:24–2:42</w:t>
+              <w:t>2:10–2:28</w:t>
             </w:r>
           </w:p>
         </w:tc>
@@ -894,7 +894,81 @@
               <w:rPr>
                 <w:sz w:val="19"/>
               </w:rPr>
-              <w:t>认字（三关制）：认形热身 → 切到"知义"关答对一题，弹出考据卡</w:t>
+              <w:t>名字图：输入自己的名字，生成粒子星图并导出海报；点名字里的字还能分别看三千年演变</w:t>
+            </w:r>
+          </w:p>
+        </w:tc>
+        <w:tc>
+          <w:tcPr>
+            <w:tcW w:type="dxa" w:w="2160"/>
+          </w:tcPr>
+          <w:p>
+            <w:r>
+              <w:rPr>
+                <w:sz w:val="19"/>
+              </w:rPr>
+            </w:r>
+            <w:r>
+              <w:rPr>
+                <w:sz w:val="19"/>
+              </w:rPr>
+              <w:t>输入名字→点“生成”→点“保存图片”→停留看海报</w:t>
+            </w:r>
+          </w:p>
+        </w:tc>
+        <w:tc>
+          <w:tcPr>
+            <w:tcW w:type="dxa" w:w="2160"/>
+          </w:tcPr>
+          <w:p>
+            <w:r>
+              <w:rPr>
+                <w:sz w:val="19"/>
+              </w:rPr>
+            </w:r>
+            <w:r>
+              <w:rPr>
+                <w:sz w:val="19"/>
+              </w:rPr>
+              <w:t>你的名字，也是一串汉字的三千年——现在，它变成一张可以带走的星图。</w:t>
+            </w:r>
+          </w:p>
+        </w:tc>
+      </w:tr>
+      <w:tr>
+        <w:tc>
+          <w:tcPr>
+            <w:tcW w:type="dxa" w:w="2160"/>
+          </w:tcPr>
+          <w:p>
+            <w:r>
+              <w:rPr>
+                <w:sz w:val="19"/>
+              </w:rPr>
+            </w:r>
+            <w:r>
+              <w:rPr>
+                <w:sz w:val="19"/>
+              </w:rPr>
+              <w:t>2:28–2:44</w:t>
+            </w:r>
+          </w:p>
+        </w:tc>
+        <w:tc>
+          <w:tcPr>
+            <w:tcW w:type="dxa" w:w="2160"/>
+          </w:tcPr>
+          <w:p>
+            <w:r>
+              <w:rPr>
+                <w:sz w:val="19"/>
+              </w:rPr>
+            </w:r>
+            <w:r>
+              <w:rPr>
+                <w:sz w:val="19"/>
+              </w:rPr>
+              <w:t>认字（三关制：认形/知义/辨体）：认形热身 → 切到“知义”关答对一题，弹出考据卡</w:t>
             </w:r>
           </w:p>
         </w:tc>
@@ -950,7 +1024,7 @@
               <w:rPr>
                 <w:sz w:val="19"/>
               </w:rPr>
-              <w:t>2:42–2:54</w:t>
+              <w:t>2:44–2:54</w:t>
             </w:r>
           </w:p>
         </w:tc>
@@ -1117,7 +1191,7 @@
           <w:i/>
           <w:color w:val="666666"/>
         </w:rPr>
-        <w:t>不止于观看——在这里，你可以亲手推着一个字走过三千年；可以写下一个"牛"字，让粒子认出它，再亲眼看着它从甲骨文长成今天的模样；可以把"日"与"月"合成"明"；还可以用甲骨文猜字，检验你读懂了多少汉字的童年。</w:t>
+        <w:t>不止于观看——在这里，你可以亲手推着一个字走过三千年；可以写下一个“牛”字，让粒子认出它，再亲眼看着它从甲骨文长成今天的模样；可以把自己的名字化作一张粒子星图带走；可以把“日”与“月”合成“明”；还可以用甲骨文猜字，检验你读懂了多少汉字的童年。</w:t>
       </w:r>
     </w:p>
     <w:p>
@@ -1164,7 +1238,7 @@
         <w:pStyle w:val="ListBullet"/>
       </w:pPr>
       <w:r>
-        <w:t>☐ 四个互动完整展示：时间轴拖动、构字合成、手写粒子化、认字答题</w:t>
+        <w:t>☐ 五个互动完整展示：时间轴拖动、构字合成、手写识别、名字图海报、认字答题</w:t>
       </w:r>
     </w:p>
     <w:p>

--- a/docs/03-演示视频脚本.docx
+++ b/docs/03-演示视频脚本.docx
@@ -4,26 +4,35 @@
   <w:body>
     <w:p>
       <w:pPr>
-        <w:pStyle w:val="Heading1"/>
+        <w:jc w:val="center"/>
       </w:pPr>
       <w:r>
+        <w:rPr>
+          <w:rFonts w:ascii="微软雅黑" w:hAnsi="微软雅黑" w:eastAsia="微软雅黑"/>
+          <w:b/>
+          <w:sz w:val="34"/>
+        </w:rPr>
         <w:t>《字·生》演示视频脚本与录制说明</w:t>
       </w:r>
     </w:p>
     <w:p>
       <w:r>
         <w:rPr>
-          <w:i/>
+          <w:rFonts w:ascii="宋体" w:hAnsi="宋体" w:eastAsia="宋体"/>
+          <w:b w:val="0"/>
           <w:color w:val="666666"/>
+          <w:sz w:val="20"/>
         </w:rPr>
         <w:t>目标时长：约 3 分钟（以《作品材料提交规范》要求的时长与格式为准，下载后请核对并调整）</w:t>
       </w:r>
     </w:p>
     <w:p>
-      <w:pPr>
-        <w:pStyle w:val="Heading2"/>
-      </w:pPr>
       <w:r>
+        <w:rPr>
+          <w:rFonts w:ascii="微软雅黑" w:hAnsi="微软雅黑" w:eastAsia="微软雅黑"/>
+          <w:b/>
+          <w:sz w:val="27"/>
+        </w:rPr>
         <w:t>一、录制准备</w:t>
       </w:r>
     </w:p>
@@ -32,15 +41,27 @@
         <w:pStyle w:val="ListNumber"/>
       </w:pPr>
       <w:r>
+        <w:rPr>
+          <w:rFonts w:ascii="宋体" w:hAnsi="宋体" w:eastAsia="宋体"/>
+          <w:b w:val="0"/>
+          <w:sz w:val="21"/>
+        </w:rPr>
         <w:t xml:space="preserve">以本地或线上地址打开作品，按 </w:t>
       </w:r>
       <w:r>
         <w:rPr>
+          <w:rFonts w:ascii="宋体" w:hAnsi="宋体" w:eastAsia="宋体"/>
           <w:b/>
+          <w:sz w:val="21"/>
         </w:rPr>
         <w:t>F11 全屏</w:t>
       </w:r>
       <w:r>
+        <w:rPr>
+          <w:rFonts w:ascii="宋体" w:hAnsi="宋体" w:eastAsia="宋体"/>
+          <w:b w:val="0"/>
+          <w:sz w:val="21"/>
+        </w:rPr>
         <w:t>，浏览器缩放 100%；</w:t>
       </w:r>
     </w:p>
@@ -49,6 +70,11 @@
         <w:pStyle w:val="ListNumber"/>
       </w:pPr>
       <w:r>
+        <w:rPr>
+          <w:rFonts w:ascii="宋体" w:hAnsi="宋体" w:eastAsia="宋体"/>
+          <w:b w:val="0"/>
+          <w:sz w:val="21"/>
+        </w:rPr>
         <w:t>关闭其他无关窗口与通知（微信、QQ 等），隐藏桌面图标（右键桌面 → 查看 → 取消"显示桌面图标"）；</w:t>
       </w:r>
     </w:p>
@@ -57,6 +83,11 @@
         <w:pStyle w:val="ListNumber"/>
       </w:pPr>
       <w:r>
+        <w:rPr>
+          <w:rFonts w:ascii="宋体" w:hAnsi="宋体" w:eastAsia="宋体"/>
+          <w:b w:val="0"/>
+          <w:sz w:val="21"/>
+        </w:rPr>
         <w:t>点击左下角"声音：开"开启程序化音景；</w:t>
       </w:r>
     </w:p>
@@ -65,15 +96,27 @@
         <w:pStyle w:val="ListNumber"/>
       </w:pPr>
       <w:r>
+        <w:rPr>
+          <w:rFonts w:ascii="宋体" w:hAnsi="宋体" w:eastAsia="宋体"/>
+          <w:b w:val="0"/>
+          <w:sz w:val="21"/>
+        </w:rPr>
         <w:t xml:space="preserve">使用录屏软件：Windows 自带 Xbox Game Bar（Win+G）或 OBS Studio，建议 </w:t>
       </w:r>
       <w:r>
         <w:rPr>
+          <w:rFonts w:ascii="宋体" w:hAnsi="宋体" w:eastAsia="宋体"/>
           <w:b/>
+          <w:sz w:val="21"/>
         </w:rPr>
         <w:t>1080P / 60fps</w:t>
       </w:r>
       <w:r>
+        <w:rPr>
+          <w:rFonts w:ascii="宋体" w:hAnsi="宋体" w:eastAsia="宋体"/>
+          <w:b w:val="0"/>
+          <w:sz w:val="21"/>
+        </w:rPr>
         <w:t>；</w:t>
       </w:r>
     </w:p>
@@ -82,6 +125,11 @@
         <w:pStyle w:val="ListNumber"/>
       </w:pPr>
       <w:r>
+        <w:rPr>
+          <w:rFonts w:ascii="宋体" w:hAnsi="宋体" w:eastAsia="宋体"/>
+          <w:b w:val="0"/>
+          <w:sz w:val="21"/>
+        </w:rPr>
         <w:t>鼠标移动放慢、平滑，切换章节时停顿 0.5～1 秒再继续；</w:t>
       </w:r>
     </w:p>
@@ -90,14 +138,21 @@
         <w:pStyle w:val="ListNumber"/>
       </w:pPr>
       <w:r>
+        <w:rPr>
+          <w:rFonts w:ascii="宋体" w:hAnsi="宋体" w:eastAsia="宋体"/>
+          <w:b w:val="0"/>
+          <w:sz w:val="21"/>
+        </w:rPr>
         <w:t>录制完成后音轨若无声，可在剪映中补充背景音乐（推荐使用剪映自带无版权音乐）。</w:t>
       </w:r>
     </w:p>
     <w:p>
-      <w:pPr>
-        <w:pStyle w:val="Heading2"/>
-      </w:pPr>
       <w:r>
+        <w:rPr>
+          <w:rFonts w:ascii="微软雅黑" w:hAnsi="微软雅黑" w:eastAsia="微软雅黑"/>
+          <w:b/>
+          <w:sz w:val="27"/>
+        </w:rPr>
         <w:t>二、分镜脚本</w:t>
       </w:r>
     </w:p>
@@ -119,14 +174,10 @@
             <w:tcW w:type="dxa" w:w="2160"/>
           </w:tcPr>
           <w:p>
+            <w:r/>
             <w:r>
               <w:rPr>
-                <w:b/>
-                <w:sz w:val="19"/>
-              </w:rPr>
-            </w:r>
-            <w:r>
-              <w:rPr>
+                <w:rFonts w:ascii="宋体" w:hAnsi="宋体" w:eastAsia="宋体"/>
                 <w:b/>
                 <w:sz w:val="19"/>
               </w:rPr>
@@ -139,14 +190,10 @@
             <w:tcW w:type="dxa" w:w="2160"/>
           </w:tcPr>
           <w:p>
+            <w:r/>
             <w:r>
               <w:rPr>
-                <w:b/>
-                <w:sz w:val="19"/>
-              </w:rPr>
-            </w:r>
-            <w:r>
-              <w:rPr>
+                <w:rFonts w:ascii="宋体" w:hAnsi="宋体" w:eastAsia="宋体"/>
                 <w:b/>
                 <w:sz w:val="19"/>
               </w:rPr>
@@ -159,14 +206,10 @@
             <w:tcW w:type="dxa" w:w="2160"/>
           </w:tcPr>
           <w:p>
+            <w:r/>
             <w:r>
               <w:rPr>
-                <w:b/>
-                <w:sz w:val="19"/>
-              </w:rPr>
-            </w:r>
-            <w:r>
-              <w:rPr>
+                <w:rFonts w:ascii="宋体" w:hAnsi="宋体" w:eastAsia="宋体"/>
                 <w:b/>
                 <w:sz w:val="19"/>
               </w:rPr>
@@ -179,14 +222,10 @@
             <w:tcW w:type="dxa" w:w="2160"/>
           </w:tcPr>
           <w:p>
+            <w:r/>
             <w:r>
               <w:rPr>
-                <w:b/>
-                <w:sz w:val="19"/>
-              </w:rPr>
-            </w:r>
-            <w:r>
-              <w:rPr>
+                <w:rFonts w:ascii="宋体" w:hAnsi="宋体" w:eastAsia="宋体"/>
                 <w:b/>
                 <w:sz w:val="19"/>
               </w:rPr>
@@ -201,13 +240,11 @@
             <w:tcW w:type="dxa" w:w="2160"/>
           </w:tcPr>
           <w:p>
+            <w:r/>
             <w:r>
               <w:rPr>
-                <w:sz w:val="19"/>
-              </w:rPr>
-            </w:r>
-            <w:r>
-              <w:rPr>
+                <w:rFonts w:ascii="宋体" w:hAnsi="宋体" w:eastAsia="宋体"/>
+                <w:b w:val="0"/>
                 <w:sz w:val="19"/>
               </w:rPr>
               <w:t>0:00–0:10</w:t>
@@ -219,13 +256,11 @@
             <w:tcW w:type="dxa" w:w="2160"/>
           </w:tcPr>
           <w:p>
+            <w:r/>
             <w:r>
               <w:rPr>
-                <w:sz w:val="19"/>
-              </w:rPr>
-            </w:r>
-            <w:r>
-              <w:rPr>
+                <w:rFonts w:ascii="宋体" w:hAnsi="宋体" w:eastAsia="宋体"/>
+                <w:b w:val="0"/>
                 <w:sz w:val="19"/>
               </w:rPr>
               <w:t>开篇：粒子星云 + 标题"字·生"</w:t>
@@ -237,13 +272,11 @@
             <w:tcW w:type="dxa" w:w="2160"/>
           </w:tcPr>
           <w:p>
+            <w:r/>
             <w:r>
               <w:rPr>
-                <w:sz w:val="19"/>
-              </w:rPr>
-            </w:r>
-            <w:r>
-              <w:rPr>
+                <w:rFonts w:ascii="宋体" w:hAnsi="宋体" w:eastAsia="宋体"/>
+                <w:b w:val="0"/>
                 <w:sz w:val="19"/>
               </w:rPr>
               <w:t>静止 2 秒后缓慢切换到下一章</w:t>
@@ -255,13 +288,11 @@
             <w:tcW w:type="dxa" w:w="2160"/>
           </w:tcPr>
           <w:p>
+            <w:r/>
             <w:r>
               <w:rPr>
-                <w:sz w:val="19"/>
-              </w:rPr>
-            </w:r>
-            <w:r>
-              <w:rPr>
+                <w:rFonts w:ascii="宋体" w:hAnsi="宋体" w:eastAsia="宋体"/>
+                <w:b w:val="0"/>
                 <w:sz w:val="19"/>
               </w:rPr>
               <w:t>汉字，是中华文明的基因。三千年来，它从刻痕长成笔墨。</w:t>
@@ -275,13 +306,11 @@
             <w:tcW w:type="dxa" w:w="2160"/>
           </w:tcPr>
           <w:p>
+            <w:r/>
             <w:r>
               <w:rPr>
-                <w:sz w:val="19"/>
-              </w:rPr>
-            </w:r>
-            <w:r>
-              <w:rPr>
+                <w:rFonts w:ascii="宋体" w:hAnsi="宋体" w:eastAsia="宋体"/>
+                <w:b w:val="0"/>
                 <w:sz w:val="19"/>
               </w:rPr>
               <w:t>0:10–0:30</w:t>
@@ -293,13 +322,11 @@
             <w:tcW w:type="dxa" w:w="2160"/>
           </w:tcPr>
           <w:p>
+            <w:r/>
             <w:r>
               <w:rPr>
-                <w:sz w:val="19"/>
-              </w:rPr>
-            </w:r>
-            <w:r>
-              <w:rPr>
+                <w:rFonts w:ascii="宋体" w:hAnsi="宋体" w:eastAsia="宋体"/>
+                <w:b w:val="0"/>
                 <w:sz w:val="19"/>
               </w:rPr>
               <w:t>甲骨文一幕：粒子汇聚成"日、月、山、水、人"</w:t>
@@ -311,13 +338,11 @@
             <w:tcW w:type="dxa" w:w="2160"/>
           </w:tcPr>
           <w:p>
+            <w:r/>
             <w:r>
               <w:rPr>
-                <w:sz w:val="19"/>
-              </w:rPr>
-            </w:r>
-            <w:r>
-              <w:rPr>
+                <w:rFonts w:ascii="宋体" w:hAnsi="宋体" w:eastAsia="宋体"/>
+                <w:b w:val="0"/>
                 <w:sz w:val="19"/>
               </w:rPr>
               <w:t>切换到该章，停留展示</w:t>
@@ -329,13 +354,11 @@
             <w:tcW w:type="dxa" w:w="2160"/>
           </w:tcPr>
           <w:p>
+            <w:r/>
             <w:r>
               <w:rPr>
-                <w:sz w:val="19"/>
-              </w:rPr>
-            </w:r>
-            <w:r>
-              <w:rPr>
+                <w:rFonts w:ascii="宋体" w:hAnsi="宋体" w:eastAsia="宋体"/>
+                <w:b w:val="0"/>
                 <w:sz w:val="19"/>
               </w:rPr>
               <w:t>甲骨文——刀锋刻入龟甲，先民把看到的日月山川，直接画成了字。</w:t>
@@ -349,13 +372,11 @@
             <w:tcW w:type="dxa" w:w="2160"/>
           </w:tcPr>
           <w:p>
+            <w:r/>
             <w:r>
               <w:rPr>
-                <w:sz w:val="19"/>
-              </w:rPr>
-            </w:r>
-            <w:r>
-              <w:rPr>
+                <w:rFonts w:ascii="宋体" w:hAnsi="宋体" w:eastAsia="宋体"/>
+                <w:b w:val="0"/>
                 <w:sz w:val="19"/>
               </w:rPr>
               <w:t>0:30–0:35</w:t>
@@ -367,13 +388,11 @@
             <w:tcW w:type="dxa" w:w="2160"/>
           </w:tcPr>
           <w:p>
+            <w:r/>
             <w:r>
               <w:rPr>
-                <w:sz w:val="19"/>
-              </w:rPr>
-            </w:r>
-            <w:r>
-              <w:rPr>
+                <w:rFonts w:ascii="宋体" w:hAnsi="宋体" w:eastAsia="宋体"/>
+                <w:b w:val="0"/>
                 <w:sz w:val="19"/>
               </w:rPr>
               <w:t>金文一幕</w:t>
@@ -385,13 +404,11 @@
             <w:tcW w:type="dxa" w:w="2160"/>
           </w:tcPr>
           <w:p>
+            <w:r/>
             <w:r>
               <w:rPr>
-                <w:sz w:val="19"/>
-              </w:rPr>
-            </w:r>
-            <w:r>
-              <w:rPr>
+                <w:rFonts w:ascii="宋体" w:hAnsi="宋体" w:eastAsia="宋体"/>
+                <w:b w:val="0"/>
                 <w:sz w:val="19"/>
               </w:rPr>
               <w:t>快速切换，停留 3 秒</w:t>
@@ -403,13 +420,11 @@
             <w:tcW w:type="dxa" w:w="2160"/>
           </w:tcPr>
           <w:p>
+            <w:r/>
             <w:r>
               <w:rPr>
-                <w:sz w:val="19"/>
-              </w:rPr>
-            </w:r>
-            <w:r>
-              <w:rPr>
+                <w:rFonts w:ascii="宋体" w:hAnsi="宋体" w:eastAsia="宋体"/>
+                <w:b w:val="0"/>
                 <w:sz w:val="19"/>
               </w:rPr>
               <w:t>金文——字走上青铜，笔画圆浑庄重。</w:t>
@@ -423,13 +438,11 @@
             <w:tcW w:type="dxa" w:w="2160"/>
           </w:tcPr>
           <w:p>
+            <w:r/>
             <w:r>
               <w:rPr>
-                <w:sz w:val="19"/>
-              </w:rPr>
-            </w:r>
-            <w:r>
-              <w:rPr>
+                <w:rFonts w:ascii="宋体" w:hAnsi="宋体" w:eastAsia="宋体"/>
+                <w:b w:val="0"/>
                 <w:sz w:val="19"/>
               </w:rPr>
               <w:t>0:35–0:40</w:t>
@@ -441,13 +454,11 @@
             <w:tcW w:type="dxa" w:w="2160"/>
           </w:tcPr>
           <w:p>
+            <w:r/>
             <w:r>
               <w:rPr>
-                <w:sz w:val="19"/>
-              </w:rPr>
-            </w:r>
-            <w:r>
-              <w:rPr>
+                <w:rFonts w:ascii="宋体" w:hAnsi="宋体" w:eastAsia="宋体"/>
+                <w:b w:val="0"/>
                 <w:sz w:val="19"/>
               </w:rPr>
               <w:t>小篆一幕</w:t>
@@ -459,13 +470,11 @@
             <w:tcW w:type="dxa" w:w="2160"/>
           </w:tcPr>
           <w:p>
+            <w:r/>
             <w:r>
               <w:rPr>
-                <w:sz w:val="19"/>
-              </w:rPr>
-            </w:r>
-            <w:r>
-              <w:rPr>
+                <w:rFonts w:ascii="宋体" w:hAnsi="宋体" w:eastAsia="宋体"/>
+                <w:b w:val="0"/>
                 <w:sz w:val="19"/>
               </w:rPr>
               <w:t>快速切换，停留 3 秒</w:t>
@@ -477,13 +486,11 @@
             <w:tcW w:type="dxa" w:w="2160"/>
           </w:tcPr>
           <w:p>
+            <w:r/>
             <w:r>
               <w:rPr>
-                <w:sz w:val="19"/>
-              </w:rPr>
-            </w:r>
-            <w:r>
-              <w:rPr>
+                <w:rFonts w:ascii="宋体" w:hAnsi="宋体" w:eastAsia="宋体"/>
+                <w:b w:val="0"/>
                 <w:sz w:val="19"/>
               </w:rPr>
               <w:t>小篆——书同文，汉字第一次拥有统一的秩序。</w:t>
@@ -497,13 +504,11 @@
             <w:tcW w:type="dxa" w:w="2160"/>
           </w:tcPr>
           <w:p>
+            <w:r/>
             <w:r>
               <w:rPr>
-                <w:sz w:val="19"/>
-              </w:rPr>
-            </w:r>
-            <w:r>
-              <w:rPr>
+                <w:rFonts w:ascii="宋体" w:hAnsi="宋体" w:eastAsia="宋体"/>
+                <w:b w:val="0"/>
                 <w:sz w:val="19"/>
               </w:rPr>
               <w:t>0:40–0:45</w:t>
@@ -515,13 +520,11 @@
             <w:tcW w:type="dxa" w:w="2160"/>
           </w:tcPr>
           <w:p>
+            <w:r/>
             <w:r>
               <w:rPr>
-                <w:sz w:val="19"/>
-              </w:rPr>
-            </w:r>
-            <w:r>
-              <w:rPr>
+                <w:rFonts w:ascii="宋体" w:hAnsi="宋体" w:eastAsia="宋体"/>
+                <w:b w:val="0"/>
                 <w:sz w:val="19"/>
               </w:rPr>
               <w:t>隶书一幕</w:t>
@@ -533,13 +536,11 @@
             <w:tcW w:type="dxa" w:w="2160"/>
           </w:tcPr>
           <w:p>
+            <w:r/>
             <w:r>
               <w:rPr>
-                <w:sz w:val="19"/>
-              </w:rPr>
-            </w:r>
-            <w:r>
-              <w:rPr>
+                <w:rFonts w:ascii="宋体" w:hAnsi="宋体" w:eastAsia="宋体"/>
+                <w:b w:val="0"/>
                 <w:sz w:val="19"/>
               </w:rPr>
               <w:t>快速切换，停留 3 秒</w:t>
@@ -551,13 +552,11 @@
             <w:tcW w:type="dxa" w:w="2160"/>
           </w:tcPr>
           <w:p>
+            <w:r/>
             <w:r>
               <w:rPr>
-                <w:sz w:val="19"/>
-              </w:rPr>
-            </w:r>
-            <w:r>
-              <w:rPr>
+                <w:rFonts w:ascii="宋体" w:hAnsi="宋体" w:eastAsia="宋体"/>
+                <w:b w:val="0"/>
                 <w:sz w:val="19"/>
               </w:rPr>
               <w:t>隶变——汉字从"画"变成了"写"。</w:t>
@@ -571,13 +570,11 @@
             <w:tcW w:type="dxa" w:w="2160"/>
           </w:tcPr>
           <w:p>
+            <w:r/>
             <w:r>
               <w:rPr>
-                <w:sz w:val="19"/>
-              </w:rPr>
-            </w:r>
-            <w:r>
-              <w:rPr>
+                <w:rFonts w:ascii="宋体" w:hAnsi="宋体" w:eastAsia="宋体"/>
+                <w:b w:val="0"/>
                 <w:sz w:val="19"/>
               </w:rPr>
               <w:t>0:45–0:52</w:t>
@@ -589,13 +586,11 @@
             <w:tcW w:type="dxa" w:w="2160"/>
           </w:tcPr>
           <w:p>
+            <w:r/>
             <w:r>
               <w:rPr>
-                <w:sz w:val="19"/>
-              </w:rPr>
-            </w:r>
-            <w:r>
-              <w:rPr>
+                <w:rFonts w:ascii="宋体" w:hAnsi="宋体" w:eastAsia="宋体"/>
+                <w:b w:val="0"/>
                 <w:sz w:val="19"/>
               </w:rPr>
               <w:t>楷书一幕</w:t>
@@ -607,13 +602,11 @@
             <w:tcW w:type="dxa" w:w="2160"/>
           </w:tcPr>
           <w:p>
+            <w:r/>
             <w:r>
               <w:rPr>
-                <w:sz w:val="19"/>
-              </w:rPr>
-            </w:r>
-            <w:r>
-              <w:rPr>
+                <w:rFonts w:ascii="宋体" w:hAnsi="宋体" w:eastAsia="宋体"/>
+                <w:b w:val="0"/>
                 <w:sz w:val="19"/>
               </w:rPr>
               <w:t>切换，停留</w:t>
@@ -625,13 +618,11 @@
             <w:tcW w:type="dxa" w:w="2160"/>
           </w:tcPr>
           <w:p>
+            <w:r/>
             <w:r>
               <w:rPr>
-                <w:sz w:val="19"/>
-              </w:rPr>
-            </w:r>
-            <w:r>
-              <w:rPr>
+                <w:rFonts w:ascii="宋体" w:hAnsi="宋体" w:eastAsia="宋体"/>
+                <w:b w:val="0"/>
                 <w:sz w:val="19"/>
               </w:rPr>
               <w:t>楷书——三千年的生长，在此定格。</w:t>
@@ -645,13 +636,11 @@
             <w:tcW w:type="dxa" w:w="2160"/>
           </w:tcPr>
           <w:p>
+            <w:r/>
             <w:r>
               <w:rPr>
-                <w:sz w:val="19"/>
-              </w:rPr>
-            </w:r>
-            <w:r>
-              <w:rPr>
+                <w:rFonts w:ascii="宋体" w:hAnsi="宋体" w:eastAsia="宋体"/>
+                <w:b w:val="0"/>
                 <w:sz w:val="19"/>
               </w:rPr>
               <w:t>0:52–1:20</w:t>
@@ -663,13 +652,11 @@
             <w:tcW w:type="dxa" w:w="2160"/>
           </w:tcPr>
           <w:p>
+            <w:r/>
             <w:r>
               <w:rPr>
-                <w:sz w:val="19"/>
-              </w:rPr>
-            </w:r>
-            <w:r>
-              <w:rPr>
+                <w:rFonts w:ascii="宋体" w:hAnsi="宋体" w:eastAsia="宋体"/>
+                <w:b w:val="0"/>
                 <w:sz w:val="19"/>
               </w:rPr>
               <w:t>一字千年：选"木"拖动时间轴从甲骨文推演到楷书（连续演化）；点"更多字 1.4 万"打开字库网格，点"爱"展示"甲骨文暂未见——有的字出生得晚"的诚实标注</w:t>
@@ -681,13 +668,11 @@
             <w:tcW w:type="dxa" w:w="2160"/>
           </w:tcPr>
           <w:p>
+            <w:r/>
             <w:r>
               <w:rPr>
-                <w:sz w:val="19"/>
-              </w:rPr>
-            </w:r>
-            <w:r>
-              <w:rPr>
+                <w:rFonts w:ascii="宋体" w:hAnsi="宋体" w:eastAsia="宋体"/>
+                <w:b w:val="0"/>
                 <w:sz w:val="19"/>
               </w:rPr>
               <w:t>点击"木"→缓慢拖动滑块全程→点"更多字"→选"爱"→再拖时间轴</w:t>
@@ -699,13 +684,11 @@
             <w:tcW w:type="dxa" w:w="2160"/>
           </w:tcPr>
           <w:p>
+            <w:r/>
             <w:r>
               <w:rPr>
-                <w:sz w:val="19"/>
-              </w:rPr>
-            </w:r>
-            <w:r>
-              <w:rPr>
+                <w:rFonts w:ascii="宋体" w:hAnsi="宋体" w:eastAsia="宋体"/>
+                <w:b w:val="0"/>
                 <w:sz w:val="19"/>
               </w:rPr>
               <w:t>不止于观看——在这里，字库从 30 字扩展到 1.4 万余字，每个字都按它真实的生命阶段生长；有的字出生得晚，我们就诚实地说——它那时还没有出生。</w:t>
@@ -719,13 +702,11 @@
             <w:tcW w:type="dxa" w:w="2160"/>
           </w:tcPr>
           <w:p>
+            <w:r/>
             <w:r>
               <w:rPr>
-                <w:sz w:val="19"/>
-              </w:rPr>
-            </w:r>
-            <w:r>
-              <w:rPr>
+                <w:rFonts w:ascii="宋体" w:hAnsi="宋体" w:eastAsia="宋体"/>
+                <w:b w:val="0"/>
                 <w:sz w:val="19"/>
               </w:rPr>
               <w:t>1:20–1:48</w:t>
@@ -737,13 +718,11 @@
             <w:tcW w:type="dxa" w:w="2160"/>
           </w:tcPr>
           <w:p>
+            <w:r/>
             <w:r>
               <w:rPr>
-                <w:sz w:val="19"/>
-              </w:rPr>
-            </w:r>
-            <w:r>
-              <w:rPr>
+                <w:rFonts w:ascii="宋体" w:hAnsi="宋体" w:eastAsia="宋体"/>
+                <w:b w:val="0"/>
                 <w:sz w:val="19"/>
               </w:rPr>
               <w:t>构字：日月→明（可再快速演示 木木→林）</w:t>
@@ -755,13 +734,11 @@
             <w:tcW w:type="dxa" w:w="2160"/>
           </w:tcPr>
           <w:p>
+            <w:r/>
             <w:r>
               <w:rPr>
-                <w:sz w:val="19"/>
-              </w:rPr>
-            </w:r>
-            <w:r>
-              <w:rPr>
+                <w:rFonts w:ascii="宋体" w:hAnsi="宋体" w:eastAsia="宋体"/>
+                <w:b w:val="0"/>
                 <w:sz w:val="19"/>
               </w:rPr>
               <w:t>点击"日""月"→"合成"，停留展示"明"与释义</w:t>
@@ -773,13 +750,11 @@
             <w:tcW w:type="dxa" w:w="2160"/>
           </w:tcPr>
           <w:p>
+            <w:r/>
             <w:r>
               <w:rPr>
-                <w:sz w:val="19"/>
-              </w:rPr>
-            </w:r>
-            <w:r>
-              <w:rPr>
+                <w:rFonts w:ascii="宋体" w:hAnsi="宋体" w:eastAsia="宋体"/>
+                <w:b w:val="0"/>
                 <w:sz w:val="19"/>
               </w:rPr>
               <w:t>汉字是积木。日与月相合，便有了"明"——这是会意的智慧。</w:t>
@@ -793,13 +768,11 @@
             <w:tcW w:type="dxa" w:w="2160"/>
           </w:tcPr>
           <w:p>
+            <w:r/>
             <w:r>
               <w:rPr>
-                <w:sz w:val="19"/>
-              </w:rPr>
-            </w:r>
-            <w:r>
-              <w:rPr>
+                <w:rFonts w:ascii="宋体" w:hAnsi="宋体" w:eastAsia="宋体"/>
+                <w:b w:val="0"/>
                 <w:sz w:val="19"/>
               </w:rPr>
               <w:t>1:48–2:10</w:t>
@@ -811,13 +784,11 @@
             <w:tcW w:type="dxa" w:w="2160"/>
           </w:tcPr>
           <w:p>
+            <w:r/>
             <w:r>
               <w:rPr>
-                <w:sz w:val="19"/>
-              </w:rPr>
-            </w:r>
-            <w:r>
-              <w:rPr>
+                <w:rFonts w:ascii="宋体" w:hAnsi="宋体" w:eastAsia="宋体"/>
+                <w:b w:val="0"/>
                 <w:sz w:val="19"/>
               </w:rPr>
               <w:t>写字（核心镜头）：自由书写一个“牛” → 粒子接住并由增强识别引擎（HanScribe，12,000+ 常用字，Top-3 点选）确认 → 点“看它三千年” → 时间轴自动推演 → 弹出考据卡</w:t>
@@ -829,13 +800,11 @@
             <w:tcW w:type="dxa" w:w="2160"/>
           </w:tcPr>
           <w:p>
+            <w:r/>
             <w:r>
               <w:rPr>
-                <w:sz w:val="19"/>
-              </w:rPr>
-            </w:r>
-            <w:r>
-              <w:rPr>
+                <w:rFonts w:ascii="宋体" w:hAnsi="宋体" w:eastAsia="宋体"/>
+                <w:b w:val="0"/>
                 <w:sz w:val="19"/>
               </w:rPr>
               <w:t>缓慢手写→点“粒子化”→确认候选→点“看它三千年”→停留看考据卡</w:t>
@@ -847,13 +816,11 @@
             <w:tcW w:type="dxa" w:w="2160"/>
           </w:tcPr>
           <w:p>
+            <w:r/>
             <w:r>
               <w:rPr>
-                <w:sz w:val="19"/>
-              </w:rPr>
-            </w:r>
-            <w:r>
-              <w:rPr>
+                <w:rFonts w:ascii="宋体" w:hAnsi="宋体" w:eastAsia="宋体"/>
+                <w:b w:val="0"/>
                 <w:sz w:val="19"/>
               </w:rPr>
               <w:t>写下你的一笔一画，粒子会认出它——看，这是一个“牛”字三千年的样子。</w:t>
@@ -867,13 +834,11 @@
             <w:tcW w:type="dxa" w:w="2160"/>
           </w:tcPr>
           <w:p>
+            <w:r/>
             <w:r>
               <w:rPr>
-                <w:sz w:val="19"/>
-              </w:rPr>
-            </w:r>
-            <w:r>
-              <w:rPr>
+                <w:rFonts w:ascii="宋体" w:hAnsi="宋体" w:eastAsia="宋体"/>
+                <w:b w:val="0"/>
                 <w:sz w:val="19"/>
               </w:rPr>
               <w:t>2:10–2:28</w:t>
@@ -885,13 +850,11 @@
             <w:tcW w:type="dxa" w:w="2160"/>
           </w:tcPr>
           <w:p>
+            <w:r/>
             <w:r>
               <w:rPr>
-                <w:sz w:val="19"/>
-              </w:rPr>
-            </w:r>
-            <w:r>
-              <w:rPr>
+                <w:rFonts w:ascii="宋体" w:hAnsi="宋体" w:eastAsia="宋体"/>
+                <w:b w:val="0"/>
                 <w:sz w:val="19"/>
               </w:rPr>
               <w:t>名字图：输入自己的名字，生成粒子星图并导出海报；点名字里的字还能分别看三千年演变</w:t>
@@ -903,13 +866,11 @@
             <w:tcW w:type="dxa" w:w="2160"/>
           </w:tcPr>
           <w:p>
+            <w:r/>
             <w:r>
               <w:rPr>
-                <w:sz w:val="19"/>
-              </w:rPr>
-            </w:r>
-            <w:r>
-              <w:rPr>
+                <w:rFonts w:ascii="宋体" w:hAnsi="宋体" w:eastAsia="宋体"/>
+                <w:b w:val="0"/>
                 <w:sz w:val="19"/>
               </w:rPr>
               <w:t>输入名字→点“生成”→点“保存图片”→停留看海报</w:t>
@@ -921,13 +882,11 @@
             <w:tcW w:type="dxa" w:w="2160"/>
           </w:tcPr>
           <w:p>
+            <w:r/>
             <w:r>
               <w:rPr>
-                <w:sz w:val="19"/>
-              </w:rPr>
-            </w:r>
-            <w:r>
-              <w:rPr>
+                <w:rFonts w:ascii="宋体" w:hAnsi="宋体" w:eastAsia="宋体"/>
+                <w:b w:val="0"/>
                 <w:sz w:val="19"/>
               </w:rPr>
               <w:t>你的名字，也是一串汉字的三千年——现在，它变成一张可以带走的星图。</w:t>
@@ -941,13 +900,11 @@
             <w:tcW w:type="dxa" w:w="2160"/>
           </w:tcPr>
           <w:p>
+            <w:r/>
             <w:r>
               <w:rPr>
-                <w:sz w:val="19"/>
-              </w:rPr>
-            </w:r>
-            <w:r>
-              <w:rPr>
+                <w:rFonts w:ascii="宋体" w:hAnsi="宋体" w:eastAsia="宋体"/>
+                <w:b w:val="0"/>
                 <w:sz w:val="19"/>
               </w:rPr>
               <w:t>2:28–2:44</w:t>
@@ -959,13 +916,11 @@
             <w:tcW w:type="dxa" w:w="2160"/>
           </w:tcPr>
           <w:p>
+            <w:r/>
             <w:r>
               <w:rPr>
-                <w:sz w:val="19"/>
-              </w:rPr>
-            </w:r>
-            <w:r>
-              <w:rPr>
+                <w:rFonts w:ascii="宋体" w:hAnsi="宋体" w:eastAsia="宋体"/>
+                <w:b w:val="0"/>
                 <w:sz w:val="19"/>
               </w:rPr>
               <w:t>认字（三关制：认形/知义/辨体）：认形热身 → 切到“知义”关答对一题，弹出考据卡</w:t>
@@ -977,13 +932,11 @@
             <w:tcW w:type="dxa" w:w="2160"/>
           </w:tcPr>
           <w:p>
+            <w:r/>
             <w:r>
               <w:rPr>
-                <w:sz w:val="19"/>
-              </w:rPr>
-            </w:r>
-            <w:r>
-              <w:rPr>
+                <w:rFonts w:ascii="宋体" w:hAnsi="宋体" w:eastAsia="宋体"/>
+                <w:b w:val="0"/>
                 <w:sz w:val="19"/>
               </w:rPr>
               <w:t>点击正确选项，停留展示考据卡</w:t>
@@ -995,13 +948,11 @@
             <w:tcW w:type="dxa" w:w="2160"/>
           </w:tcPr>
           <w:p>
+            <w:r/>
             <w:r>
               <w:rPr>
-                <w:sz w:val="19"/>
-              </w:rPr>
-            </w:r>
-            <w:r>
-              <w:rPr>
+                <w:rFonts w:ascii="宋体" w:hAnsi="宋体" w:eastAsia="宋体"/>
+                <w:b w:val="0"/>
                 <w:sz w:val="19"/>
               </w:rPr>
               <w:t>认得出字形只是热身——知道它的本义，才算听懂了汉字的童年。</w:t>
@@ -1015,13 +966,11 @@
             <w:tcW w:type="dxa" w:w="2160"/>
           </w:tcPr>
           <w:p>
+            <w:r/>
             <w:r>
               <w:rPr>
-                <w:sz w:val="19"/>
-              </w:rPr>
-            </w:r>
-            <w:r>
-              <w:rPr>
+                <w:rFonts w:ascii="宋体" w:hAnsi="宋体" w:eastAsia="宋体"/>
+                <w:b w:val="0"/>
                 <w:sz w:val="19"/>
               </w:rPr>
               <w:t>2:44–2:54</w:t>
@@ -1033,13 +982,11 @@
             <w:tcW w:type="dxa" w:w="2160"/>
           </w:tcPr>
           <w:p>
+            <w:r/>
             <w:r>
               <w:rPr>
-                <w:sz w:val="19"/>
-              </w:rPr>
-            </w:r>
-            <w:r>
-              <w:rPr>
+                <w:rFonts w:ascii="宋体" w:hAnsi="宋体" w:eastAsia="宋体"/>
+                <w:b w:val="0"/>
                 <w:sz w:val="19"/>
               </w:rPr>
               <w:t>字量数据动画</w:t>
@@ -1051,13 +998,11 @@
             <w:tcW w:type="dxa" w:w="2160"/>
           </w:tcPr>
           <w:p>
+            <w:r/>
             <w:r>
               <w:rPr>
-                <w:sz w:val="19"/>
-              </w:rPr>
-            </w:r>
-            <w:r>
-              <w:rPr>
+                <w:rFonts w:ascii="宋体" w:hAnsi="宋体" w:eastAsia="宋体"/>
+                <w:b w:val="0"/>
                 <w:sz w:val="19"/>
               </w:rPr>
               <w:t>切换到"字量"，展示条形图生长</w:t>
@@ -1069,13 +1014,11 @@
             <w:tcW w:type="dxa" w:w="2160"/>
           </w:tcPr>
           <w:p>
+            <w:r/>
             <w:r>
               <w:rPr>
-                <w:sz w:val="19"/>
-              </w:rPr>
-            </w:r>
-            <w:r>
-              <w:rPr>
+                <w:rFonts w:ascii="宋体" w:hAnsi="宋体" w:eastAsia="宋体"/>
+                <w:b w:val="0"/>
                 <w:sz w:val="19"/>
               </w:rPr>
               <w:t>从甲骨文四千余字，到《康熙字典》四万七千余字——汉字体系在时间里不断生长。</w:t>
@@ -1089,13 +1032,11 @@
             <w:tcW w:type="dxa" w:w="2160"/>
           </w:tcPr>
           <w:p>
+            <w:r/>
             <w:r>
               <w:rPr>
-                <w:sz w:val="19"/>
-              </w:rPr>
-            </w:r>
-            <w:r>
-              <w:rPr>
+                <w:rFonts w:ascii="宋体" w:hAnsi="宋体" w:eastAsia="宋体"/>
+                <w:b w:val="0"/>
                 <w:sz w:val="19"/>
               </w:rPr>
               <w:t>2:54–3:00</w:t>
@@ -1107,13 +1048,11 @@
             <w:tcW w:type="dxa" w:w="2160"/>
           </w:tcPr>
           <w:p>
+            <w:r/>
             <w:r>
               <w:rPr>
-                <w:sz w:val="19"/>
-              </w:rPr>
-            </w:r>
-            <w:r>
-              <w:rPr>
+                <w:rFonts w:ascii="宋体" w:hAnsi="宋体" w:eastAsia="宋体"/>
+                <w:b w:val="0"/>
                 <w:sz w:val="19"/>
               </w:rPr>
               <w:t>尾声字墙→关于</w:t>
@@ -1125,13 +1064,11 @@
             <w:tcW w:type="dxa" w:w="2160"/>
           </w:tcPr>
           <w:p>
+            <w:r/>
             <w:r>
               <w:rPr>
-                <w:sz w:val="19"/>
-              </w:rPr>
-            </w:r>
-            <w:r>
-              <w:rPr>
+                <w:rFonts w:ascii="宋体" w:hAnsi="宋体" w:eastAsia="宋体"/>
+                <w:b w:val="0"/>
                 <w:sz w:val="19"/>
               </w:rPr>
               <w:t>切换到"尾声"停留 3 秒，再切"关于"结尾</w:t>
@@ -1143,13 +1080,11 @@
             <w:tcW w:type="dxa" w:w="2160"/>
           </w:tcPr>
           <w:p>
+            <w:r/>
             <w:r>
               <w:rPr>
-                <w:sz w:val="19"/>
-              </w:rPr>
-            </w:r>
-            <w:r>
-              <w:rPr>
+                <w:rFonts w:ascii="宋体" w:hAnsi="宋体" w:eastAsia="宋体"/>
+                <w:b w:val="0"/>
                 <w:sz w:val="19"/>
               </w:rPr>
               <w:t>字幕：三千年，字仍在生长——《字·生》，看一个字，从远古走到今天。</w:t>
@@ -1160,18 +1095,22 @@
     </w:tbl>
     <w:p/>
     <w:p>
-      <w:pPr>
-        <w:pStyle w:val="Heading2"/>
-      </w:pPr>
       <w:r>
+        <w:rPr>
+          <w:rFonts w:ascii="微软雅黑" w:hAnsi="微软雅黑" w:eastAsia="微软雅黑"/>
+          <w:b/>
+          <w:sz w:val="27"/>
+        </w:rPr>
         <w:t>三、旁白完整文案（可直接配音）</w:t>
       </w:r>
     </w:p>
     <w:p>
       <w:r>
         <w:rPr>
-          <w:i/>
+          <w:rFonts w:ascii="宋体" w:hAnsi="宋体" w:eastAsia="宋体"/>
+          <w:b w:val="0"/>
           <w:color w:val="666666"/>
+          <w:sz w:val="20"/>
         </w:rPr>
         <w:t>汉字，是中华文明的基因。三千年来，它从刻痕长成笔墨。</w:t>
       </w:r>
@@ -1179,8 +1118,10 @@
     <w:p>
       <w:r>
         <w:rPr>
-          <w:i/>
+          <w:rFonts w:ascii="宋体" w:hAnsi="宋体" w:eastAsia="宋体"/>
+          <w:b w:val="0"/>
           <w:color w:val="666666"/>
+          <w:sz w:val="20"/>
         </w:rPr>
         <w:t>甲骨文，刀锋刻入龟甲，先民把看到的日月山川，直接画成了字。金文，字走上青铜，笔画圆浑庄重。小篆，书同文，汉字第一次拥有统一的秩序。隶变，汉字从"画"变成了"写"。楷书，三千年的生长在此定格。</w:t>
       </w:r>
@@ -1188,8 +1129,10 @@
     <w:p>
       <w:r>
         <w:rPr>
-          <w:i/>
+          <w:rFonts w:ascii="宋体" w:hAnsi="宋体" w:eastAsia="宋体"/>
+          <w:b w:val="0"/>
           <w:color w:val="666666"/>
+          <w:sz w:val="20"/>
         </w:rPr>
         <w:t>不止于观看——在这里，你可以亲手推着一个字走过三千年；可以写下一个“牛”字，让粒子认出它，再亲眼看着它从甲骨文长成今天的模样；可以把自己的名字化作一张粒子星图带走；可以把“日”与“月”合成“明”；还可以用甲骨文猜字，检验你读懂了多少汉字的童年。</w:t>
       </w:r>
@@ -1197,8 +1140,10 @@
     <w:p>
       <w:r>
         <w:rPr>
-          <w:i/>
+          <w:rFonts w:ascii="宋体" w:hAnsi="宋体" w:eastAsia="宋体"/>
+          <w:b w:val="0"/>
           <w:color w:val="666666"/>
+          <w:sz w:val="20"/>
         </w:rPr>
         <w:t>从甲骨文四千余字，到《康熙字典》四万七千余字——汉字体系在时间里不断生长。</w:t>
       </w:r>
@@ -1206,22 +1151,31 @@
     <w:p>
       <w:r>
         <w:rPr>
-          <w:i/>
+          <w:rFonts w:ascii="宋体" w:hAnsi="宋体" w:eastAsia="宋体"/>
+          <w:b w:val="0"/>
           <w:color w:val="666666"/>
+          <w:sz w:val="20"/>
         </w:rPr>
         <w:t>《字·生》——看一个字，从远古走到今天。</w:t>
       </w:r>
     </w:p>
     <w:p>
       <w:r>
+        <w:rPr>
+          <w:rFonts w:ascii="宋体" w:hAnsi="宋体" w:eastAsia="宋体"/>
+          <w:b w:val="0"/>
+          <w:sz w:val="21"/>
+        </w:rPr>
         <w:t>（配音可用剪映"文本朗读"生成，或本人录制，后者在答辩时更有说服力）</w:t>
       </w:r>
     </w:p>
     <w:p>
-      <w:pPr>
-        <w:pStyle w:val="Heading2"/>
-      </w:pPr>
       <w:r>
+        <w:rPr>
+          <w:rFonts w:ascii="微软雅黑" w:hAnsi="微软雅黑" w:eastAsia="微软雅黑"/>
+          <w:b/>
+          <w:sz w:val="27"/>
+        </w:rPr>
         <w:t>四、视频检查清单</w:t>
       </w:r>
     </w:p>
@@ -1230,6 +1184,11 @@
         <w:pStyle w:val="ListBullet"/>
       </w:pPr>
       <w:r>
+        <w:rPr>
+          <w:rFonts w:ascii="宋体" w:hAnsi="宋体" w:eastAsia="宋体"/>
+          <w:b w:val="0"/>
+          <w:sz w:val="21"/>
+        </w:rPr>
         <w:t>☐ 全片无卡顿、无掉帧、无水印、无敏感信息（桌面文件、聊天窗口）</w:t>
       </w:r>
     </w:p>
@@ -1238,6 +1197,11 @@
         <w:pStyle w:val="ListBullet"/>
       </w:pPr>
       <w:r>
+        <w:rPr>
+          <w:rFonts w:ascii="宋体" w:hAnsi="宋体" w:eastAsia="宋体"/>
+          <w:b w:val="0"/>
+          <w:sz w:val="21"/>
+        </w:rPr>
         <w:t>☐ 五个互动完整展示：时间轴拖动、构字合成、手写识别、名字图海报、认字答题</w:t>
       </w:r>
     </w:p>
@@ -1246,6 +1210,11 @@
         <w:pStyle w:val="ListBullet"/>
       </w:pPr>
       <w:r>
+        <w:rPr>
+          <w:rFonts w:ascii="宋体" w:hAnsi="宋体" w:eastAsia="宋体"/>
+          <w:b w:val="0"/>
+          <w:sz w:val="21"/>
+        </w:rPr>
         <w:t>☐ 字幕与画面同步，字号足够大（评委多为远距离观看）</w:t>
       </w:r>
     </w:p>
@@ -1254,6 +1223,11 @@
         <w:pStyle w:val="ListBullet"/>
       </w:pPr>
       <w:r>
+        <w:rPr>
+          <w:rFonts w:ascii="宋体" w:hAnsi="宋体" w:eastAsia="宋体"/>
+          <w:b w:val="0"/>
+          <w:sz w:val="21"/>
+        </w:rPr>
         <w:t>☐ 视频首尾各留 1 秒黑场/静帧，便于剪辑</w:t>
       </w:r>
     </w:p>
@@ -1262,6 +1236,11 @@
         <w:pStyle w:val="ListBullet"/>
       </w:pPr>
       <w:r>
+        <w:rPr>
+          <w:rFonts w:ascii="宋体" w:hAnsi="宋体" w:eastAsia="宋体"/>
+          <w:b w:val="0"/>
+          <w:sz w:val="21"/>
+        </w:rPr>
         <w:t>☐ 导出 H.264 MP4，文件名按提交规范命名（如：作品编号-字生-演示视频.mp4）</w:t>
       </w:r>
     </w:p>
@@ -1639,7 +1618,7 @@
     <w:qFormat/>
     <w:rsid w:val="00FC693F"/>
     <w:rPr>
-      <w:rFonts w:ascii="Calibri" w:hAnsi="Calibri" w:eastAsia="宋体"/>
+      <w:rFonts w:ascii="宋体" w:hAnsi="宋体" w:eastAsia="宋体"/>
       <w:sz w:val="21"/>
     </w:rPr>
   </w:style>
@@ -1702,11 +1681,11 @@
       <w:outlineLvl w:val="0"/>
     </w:pPr>
     <w:rPr>
-      <w:rFonts w:asciiTheme="majorHAnsi" w:eastAsiaTheme="majorEastAsia" w:hAnsiTheme="majorHAnsi" w:cstheme="majorBidi" w:ascii="Calibri" w:hAnsi="Calibri" w:eastAsia="黑体"/>
+      <w:rFonts w:asciiTheme="majorHAnsi" w:eastAsiaTheme="majorEastAsia" w:hAnsiTheme="majorHAnsi" w:cstheme="majorBidi"/>
       <w:b/>
       <w:bCs/>
-      <w:color w:val="1F3B57"/>
-      <w:sz w:val="32"/>
+      <w:color w:val="365F91" w:themeColor="accent1" w:themeShade="BF"/>
+      <w:sz w:val="28"/>
       <w:szCs w:val="28"/>
     </w:rPr>
   </w:style>
@@ -1726,11 +1705,11 @@
       <w:outlineLvl w:val="1"/>
     </w:pPr>
     <w:rPr>
-      <w:rFonts w:asciiTheme="majorHAnsi" w:eastAsiaTheme="majorEastAsia" w:hAnsiTheme="majorHAnsi" w:cstheme="majorBidi" w:ascii="Calibri" w:hAnsi="Calibri" w:eastAsia="黑体"/>
+      <w:rFonts w:asciiTheme="majorHAnsi" w:eastAsiaTheme="majorEastAsia" w:hAnsiTheme="majorHAnsi" w:cstheme="majorBidi"/>
       <w:b/>
       <w:bCs/>
-      <w:color w:val="1F3B57"/>
-      <w:sz w:val="28"/>
+      <w:color w:val="4F81BD" w:themeColor="accent1"/>
+      <w:sz w:val="26"/>
       <w:szCs w:val="26"/>
     </w:rPr>
   </w:style>
@@ -1750,11 +1729,10 @@
       <w:outlineLvl w:val="2"/>
     </w:pPr>
     <w:rPr>
-      <w:rFonts w:asciiTheme="majorHAnsi" w:eastAsiaTheme="majorEastAsia" w:hAnsiTheme="majorHAnsi" w:cstheme="majorBidi" w:ascii="Calibri" w:hAnsi="Calibri" w:eastAsia="黑体"/>
+      <w:rFonts w:asciiTheme="majorHAnsi" w:eastAsiaTheme="majorEastAsia" w:hAnsiTheme="majorHAnsi" w:cstheme="majorBidi"/>
       <w:b/>
       <w:bCs/>
-      <w:color w:val="1F3B57"/>
-      <w:sz w:val="24"/>
+      <w:color w:val="4F81BD" w:themeColor="accent1"/>
     </w:rPr>
   </w:style>
   <w:style w:type="paragraph" w:styleId="Heading4">

--- a/docs/03-演示视频脚本.docx
+++ b/docs/03-演示视频脚本.docx
@@ -23,7 +23,7 @@
           <w:color w:val="666666"/>
           <w:sz w:val="20"/>
         </w:rPr>
-        <w:t>目标时长：约 3 分钟（以《作品材料提交规范》要求的时长与格式为准，下载后请核对并调整）</w:t>
+        <w:t>目标时长：约 4 分钟（官方要求 5 分钟以内；成片请以《作品材料提交规范》为准）</w:t>
       </w:r>
     </w:p>
     <w:p>
@@ -75,7 +75,7 @@
           <w:b w:val="0"/>
           <w:sz w:val="21"/>
         </w:rPr>
-        <w:t>关闭其他无关窗口与通知（微信、QQ 等），隐藏桌面图标（右键桌面 → 查看 → 取消"显示桌面图标"）；</w:t>
+        <w:t>关闭其他无关窗口与通知（微信、QQ 等），隐藏桌面图标；</w:t>
       </w:r>
     </w:p>
     <w:p>
@@ -88,7 +88,23 @@
           <w:b w:val="0"/>
           <w:sz w:val="21"/>
         </w:rPr>
-        <w:t>点击左下角"声音：开"开启程序化音景；</w:t>
+        <w:t xml:space="preserve">点击左下角 </w:t>
+      </w:r>
+      <w:r>
+        <w:rPr>
+          <w:rFonts w:ascii="宋体" w:hAnsi="宋体" w:eastAsia="宋体"/>
+          <w:b/>
+          <w:sz w:val="21"/>
+        </w:rPr>
+        <w:t>"声音：关"</w:t>
+      </w:r>
+      <w:r>
+        <w:rPr>
+          <w:rFonts w:ascii="宋体" w:hAnsi="宋体" w:eastAsia="宋体"/>
+          <w:b w:val="0"/>
+          <w:sz w:val="21"/>
+        </w:rPr>
+        <w:t xml:space="preserve"> 按钮开启音效（点击后按钮变为"声音：开"；作品待机静音，只在交互时发声）；</w:t>
       </w:r>
     </w:p>
     <w:p>
@@ -101,7 +117,7 @@
           <w:b w:val="0"/>
           <w:sz w:val="21"/>
         </w:rPr>
-        <w:t xml:space="preserve">使用录屏软件：Windows 自带 Xbox Game Bar（Win+G）或 OBS Studio，建议 </w:t>
+        <w:t xml:space="preserve">使用录屏软件：Xbox Game Bar（Win+G）或 OBS Studio，建议 </w:t>
       </w:r>
       <w:r>
         <w:rPr>
@@ -143,7 +159,7 @@
           <w:b w:val="0"/>
           <w:sz w:val="21"/>
         </w:rPr>
-        <w:t>录制完成后音轨若无声，可在剪映中补充背景音乐（推荐使用剪映自带无版权音乐）。</w:t>
+        <w:t>录制完成后音轨若无声，可在剪映中补充无版权背景音乐。</w:t>
       </w:r>
     </w:p>
     <w:p>
@@ -153,7 +169,7 @@
           <w:b/>
           <w:sz w:val="27"/>
         </w:rPr>
-        <w:t>二、分镜脚本</w:t>
+        <w:t>二、分镜脚本（约 4:00）</w:t>
       </w:r>
     </w:p>
     <w:tbl>
@@ -313,7 +329,7 @@
                 <w:b w:val="0"/>
                 <w:sz w:val="19"/>
               </w:rPr>
-              <w:t>0:10–0:30</w:t>
+              <w:t>0:10–0:28</w:t>
             </w:r>
           </w:p>
         </w:tc>
@@ -361,7 +377,7 @@
                 <w:b w:val="0"/>
                 <w:sz w:val="19"/>
               </w:rPr>
-              <w:t>甲骨文——刀锋刻入龟甲，先民把看到的日月山川，直接画成了字。</w:t>
+              <w:t>甲骨文，刀锋刻入龟甲与兽骨；先民把看到的日月山川，直接画成了字——这是汉字的童年。</w:t>
             </w:r>
           </w:p>
         </w:tc>
@@ -379,7 +395,7 @@
                 <w:b w:val="0"/>
                 <w:sz w:val="19"/>
               </w:rPr>
-              <w:t>0:30–0:35</w:t>
+              <w:t>0:28–0:36</w:t>
             </w:r>
           </w:p>
         </w:tc>
@@ -411,7 +427,7 @@
                 <w:b w:val="0"/>
                 <w:sz w:val="19"/>
               </w:rPr>
-              <w:t>快速切换，停留 3 秒</w:t>
+              <w:t>快速切换，停留展示</w:t>
             </w:r>
           </w:p>
         </w:tc>
@@ -427,7 +443,7 @@
                 <w:b w:val="0"/>
                 <w:sz w:val="19"/>
               </w:rPr>
-              <w:t>金文——字走上青铜，笔画圆浑庄重。</w:t>
+              <w:t>金文，字走上青铜，笔画圆浑庄重。</w:t>
             </w:r>
           </w:p>
         </w:tc>
@@ -445,7 +461,7 @@
                 <w:b w:val="0"/>
                 <w:sz w:val="19"/>
               </w:rPr>
-              <w:t>0:35–0:40</w:t>
+              <w:t>0:36–0:44</w:t>
             </w:r>
           </w:p>
         </w:tc>
@@ -493,7 +509,7 @@
                 <w:b w:val="0"/>
                 <w:sz w:val="19"/>
               </w:rPr>
-              <w:t>小篆——书同文，汉字第一次拥有统一的秩序。</w:t>
+              <w:t>小篆，书同文——汉字第一次拥有统一的秩序。</w:t>
             </w:r>
           </w:p>
         </w:tc>
@@ -511,7 +527,7 @@
                 <w:b w:val="0"/>
                 <w:sz w:val="19"/>
               </w:rPr>
-              <w:t>0:40–0:45</w:t>
+              <w:t>0:44–0:52</w:t>
             </w:r>
           </w:p>
         </w:tc>
@@ -559,7 +575,7 @@
                 <w:b w:val="0"/>
                 <w:sz w:val="19"/>
               </w:rPr>
-              <w:t>隶变——汉字从"画"变成了"写"。</w:t>
+              <w:t>隶变，汉字从"画"变成了"写"。</w:t>
             </w:r>
           </w:p>
         </w:tc>
@@ -577,7 +593,7 @@
                 <w:b w:val="0"/>
                 <w:sz w:val="19"/>
               </w:rPr>
-              <w:t>0:45–0:52</w:t>
+              <w:t>0:52–1:00</w:t>
             </w:r>
           </w:p>
         </w:tc>
@@ -625,7 +641,7 @@
                 <w:b w:val="0"/>
                 <w:sz w:val="19"/>
               </w:rPr>
-              <w:t>楷书——三千年的生长，在此定格。</w:t>
+              <w:t>楷书，三千年的生长，在此定格。</w:t>
             </w:r>
           </w:p>
         </w:tc>
@@ -643,7 +659,7 @@
                 <w:b w:val="0"/>
                 <w:sz w:val="19"/>
               </w:rPr>
-              <w:t>0:52–1:20</w:t>
+              <w:t>1:00–1:30</w:t>
             </w:r>
           </w:p>
         </w:tc>
@@ -659,7 +675,7 @@
                 <w:b w:val="0"/>
                 <w:sz w:val="19"/>
               </w:rPr>
-              <w:t>一字千年：选"木"拖动时间轴从甲骨文推演到楷书（连续演化）；点"更多字 1.4 万"打开字库网格，点"爱"展示"甲骨文暂未见——有的字出生得晚"的诚实标注</w:t>
+              <w:t>一字千年：选"木"拖动时间轴全程；点"更多字 14,873"打开字库网格，选"爱"展示"甲骨文暂未见"的诚实标注</w:t>
             </w:r>
           </w:p>
         </w:tc>
@@ -675,7 +691,7 @@
                 <w:b w:val="0"/>
                 <w:sz w:val="19"/>
               </w:rPr>
-              <w:t>点击"木"→缓慢拖动滑块全程→点"更多字"→选"爱"→再拖时间轴</w:t>
+              <w:t>点击"木"→缓慢拖动滑块→点"更多字 14,873"→选"爱"→再拖时间轴</w:t>
             </w:r>
           </w:p>
         </w:tc>
@@ -691,7 +707,7 @@
                 <w:b w:val="0"/>
                 <w:sz w:val="19"/>
               </w:rPr>
-              <w:t>不止于观看——在这里，字库从 30 字扩展到 1.4 万余字，每个字都按它真实的生命阶段生长；有的字出生得晚，我们就诚实地说——它那时还没有出生。</w:t>
+              <w:t>不止于观看——字库从 30 个精选字扩展到 14,873 个汉字；每个字都按它真实的生命阶段生长。有的字出生得晚，我们就诚实地说：它那时还没有出生。</w:t>
             </w:r>
           </w:p>
         </w:tc>
@@ -709,7 +725,7 @@
                 <w:b w:val="0"/>
                 <w:sz w:val="19"/>
               </w:rPr>
-              <w:t>1:20–1:48</w:t>
+              <w:t>1:30–1:56</w:t>
             </w:r>
           </w:p>
         </w:tc>
@@ -725,7 +741,7 @@
                 <w:b w:val="0"/>
                 <w:sz w:val="19"/>
               </w:rPr>
-              <w:t>构字：日月→明（可再快速演示 木木→林）</w:t>
+              <w:t>构字：演示 日月→明，再快速点 木木→林</w:t>
             </w:r>
           </w:p>
         </w:tc>
@@ -741,7 +757,7 @@
                 <w:b w:val="0"/>
                 <w:sz w:val="19"/>
               </w:rPr>
-              <w:t>点击"日""月"→"合成"，停留展示"明"与释义</w:t>
+              <w:t>点击"日""月"→"合成"→停留展示"明"与释义→重置→木+木</w:t>
             </w:r>
           </w:p>
         </w:tc>
@@ -757,7 +773,7 @@
                 <w:b w:val="0"/>
                 <w:sz w:val="19"/>
               </w:rPr>
-              <w:t>汉字是积木。日与月相合，便有了"明"——这是会意的智慧。</w:t>
+              <w:t>汉字是积木。日与月相合，便有了"明"；木与木相并，就成了"林"。作品内置九组经典合成：明、林、休、好、昌、李、朋、从、仔——会意的智慧，由你亲手拼出。</w:t>
             </w:r>
           </w:p>
         </w:tc>
@@ -775,7 +791,7 @@
                 <w:b w:val="0"/>
                 <w:sz w:val="19"/>
               </w:rPr>
-              <w:t>1:48–2:10</w:t>
+              <w:t>1:56–2:26</w:t>
             </w:r>
           </w:p>
         </w:tc>
@@ -791,7 +807,7 @@
                 <w:b w:val="0"/>
                 <w:sz w:val="19"/>
               </w:rPr>
-              <w:t>写字（核心镜头）：自由书写一个“牛” → 粒子接住并由增强识别引擎（HanScribe，12,000+ 常用字，Top-3 点选）确认 → 点“看它三千年” → 时间轴自动推演 → 弹出考据卡</w:t>
+              <w:t>写字（核心镜头）：自由书写一个"牛" → 粒子接住 → 增强识别引擎确认 → 点"看它三千年" → 时间轴自动推演 → 弹出考据卡</w:t>
             </w:r>
           </w:p>
         </w:tc>
@@ -807,7 +823,7 @@
                 <w:b w:val="0"/>
                 <w:sz w:val="19"/>
               </w:rPr>
-              <w:t>缓慢手写→点“粒子化”→确认候选→点“看它三千年”→停留看考据卡</w:t>
+              <w:t>缓慢手写→点"粒子化"→确认候选→点"看它三千年"→停留看考据卡</w:t>
             </w:r>
           </w:p>
         </w:tc>
@@ -823,7 +839,7 @@
                 <w:b w:val="0"/>
                 <w:sz w:val="19"/>
               </w:rPr>
-              <w:t>写下你的一笔一画，粒子会认出它——看，这是一个“牛”字三千年的样子。</w:t>
+              <w:t>写下你的一笔一画，粒子会接住它。我们集成了开源手写识别引擎 HanScribe：一万两千多字的词表在本地推理，断网也能认。认出来之后点一下，就能看这个字三千年的样子。</w:t>
             </w:r>
           </w:p>
         </w:tc>
@@ -841,7 +857,7 @@
                 <w:b w:val="0"/>
                 <w:sz w:val="19"/>
               </w:rPr>
-              <w:t>2:10–2:28</w:t>
+              <w:t>2:26–2:48</w:t>
             </w:r>
           </w:p>
         </w:tc>
@@ -857,7 +873,7 @@
                 <w:b w:val="0"/>
                 <w:sz w:val="19"/>
               </w:rPr>
-              <w:t>名字图：输入自己的名字，生成粒子星图并导出海报；点名字里的字还能分别看三千年演变</w:t>
+              <w:t>名字图：输入名字生成粒子星图，导出海报；点名字里的字看三千年演变</w:t>
             </w:r>
           </w:p>
         </w:tc>
@@ -873,7 +889,7 @@
                 <w:b w:val="0"/>
                 <w:sz w:val="19"/>
               </w:rPr>
-              <w:t>输入名字→点“生成”→点“保存图片”→停留看海报</w:t>
+              <w:t>输入名字→"生成"→"保存图片"→停留看海报</w:t>
             </w:r>
           </w:p>
         </w:tc>
@@ -889,7 +905,7 @@
                 <w:b w:val="0"/>
                 <w:sz w:val="19"/>
               </w:rPr>
-              <w:t>你的名字，也是一串汉字的三千年——现在，它变成一张可以带走的星图。</w:t>
+              <w:t>你也可以把名字写成一张星图。输入名字，粒子聚成星象，一键导出海报——你的名字，也是一串汉字的三千年。</w:t>
             </w:r>
           </w:p>
         </w:tc>
@@ -907,7 +923,7 @@
                 <w:b w:val="0"/>
                 <w:sz w:val="19"/>
               </w:rPr>
-              <w:t>2:28–2:44</w:t>
+              <w:t>2:48–3:08</w:t>
             </w:r>
           </w:p>
         </w:tc>
@@ -923,7 +939,7 @@
                 <w:b w:val="0"/>
                 <w:sz w:val="19"/>
               </w:rPr>
-              <w:t>认字（三关制：认形/知义/辨体）：认形热身 → 切到“知义”关答对一题，弹出考据卡</w:t>
+              <w:t>认字（三关制：认形/知义/辨体）：认形热身 → 切"知义"关答对一题，弹出考据卡</w:t>
             </w:r>
           </w:p>
         </w:tc>
@@ -955,7 +971,7 @@
                 <w:b w:val="0"/>
                 <w:sz w:val="19"/>
               </w:rPr>
-              <w:t>认得出字形只是热身——知道它的本义，才算听懂了汉字的童年。</w:t>
+              <w:t>认字关三分：认形、知义、辨体。认得出字形只是热身——知道它的本义，才算听懂了汉字的童年。</w:t>
             </w:r>
           </w:p>
         </w:tc>
@@ -973,7 +989,7 @@
                 <w:b w:val="0"/>
                 <w:sz w:val="19"/>
               </w:rPr>
-              <w:t>2:44–2:54</w:t>
+              <w:t>3:08–3:22</w:t>
             </w:r>
           </w:p>
         </w:tc>
@@ -1021,7 +1037,7 @@
                 <w:b w:val="0"/>
                 <w:sz w:val="19"/>
               </w:rPr>
-              <w:t>从甲骨文四千余字，到《康熙字典》四万七千余字——汉字体系在时间里不断生长。</w:t>
+              <w:t>从甲骨文四千余字，到《康熙字典》四万七千余字——汉字，一直在生长。</w:t>
             </w:r>
           </w:p>
         </w:tc>
@@ -1039,7 +1055,7 @@
                 <w:b w:val="0"/>
                 <w:sz w:val="19"/>
               </w:rPr>
-              <w:t>2:54–3:00</w:t>
+              <w:t>3:22–3:40</w:t>
             </w:r>
           </w:p>
         </w:tc>
@@ -1055,7 +1071,7 @@
                 <w:b w:val="0"/>
                 <w:sz w:val="19"/>
               </w:rPr>
-              <w:t>尾声字墙→关于</w:t>
+              <w:t>技术亮点（慢镜头拖时间轴 + 屏幕字幕三条："双点云连续混合 / 14,873 字按需加载 / 双引擎手写识别"）</w:t>
             </w:r>
           </w:p>
         </w:tc>
@@ -1071,7 +1087,7 @@
                 <w:b w:val="0"/>
                 <w:sz w:val="19"/>
               </w:rPr>
-              <w:t>切换到"尾声"停留 3 秒，再切"关于"结尾</w:t>
+              <w:t>回到"一字千年"，缓慢来回拖动滑块</w:t>
             </w:r>
           </w:p>
         </w:tc>
@@ -1087,7 +1103,139 @@
                 <w:b w:val="0"/>
                 <w:sz w:val="19"/>
               </w:rPr>
-              <w:t>字幕：三千年，字仍在生长——《字·生》，看一个字，从远古走到今天。</w:t>
+              <w:t>粒子如何生长？双点云连续混合，让相邻字形逐点插值；一万四千多字按需加载、随取随用；自研与开源双识别引擎，让书写既准又稳。</w:t>
+            </w:r>
+          </w:p>
+        </w:tc>
+      </w:tr>
+      <w:tr>
+        <w:tc>
+          <w:tcPr>
+            <w:tcW w:type="dxa" w:w="2160"/>
+          </w:tcPr>
+          <w:p>
+            <w:r/>
+            <w:r>
+              <w:rPr>
+                <w:rFonts w:ascii="宋体" w:hAnsi="宋体" w:eastAsia="宋体"/>
+                <w:b w:val="0"/>
+                <w:sz w:val="19"/>
+              </w:rPr>
+              <w:t>3:40–3:52</w:t>
+            </w:r>
+          </w:p>
+        </w:tc>
+        <w:tc>
+          <w:tcPr>
+            <w:tcW w:type="dxa" w:w="2160"/>
+          </w:tcPr>
+          <w:p>
+            <w:r/>
+            <w:r>
+              <w:rPr>
+                <w:rFonts w:ascii="宋体" w:hAnsi="宋体" w:eastAsia="宋体"/>
+                <w:b w:val="0"/>
+                <w:sz w:val="19"/>
+              </w:rPr>
+              <w:t>尾声字墙（可点一个字收尾）</w:t>
+            </w:r>
+          </w:p>
+        </w:tc>
+        <w:tc>
+          <w:tcPr>
+            <w:tcW w:type="dxa" w:w="2160"/>
+          </w:tcPr>
+          <w:p>
+            <w:r/>
+            <w:r>
+              <w:rPr>
+                <w:rFonts w:ascii="宋体" w:hAnsi="宋体" w:eastAsia="宋体"/>
+                <w:b w:val="0"/>
+                <w:sz w:val="19"/>
+              </w:rPr>
+              <w:t>切换到"尾声"，停留</w:t>
+            </w:r>
+          </w:p>
+        </w:tc>
+        <w:tc>
+          <w:tcPr>
+            <w:tcW w:type="dxa" w:w="2160"/>
+          </w:tcPr>
+          <w:p>
+            <w:r/>
+            <w:r>
+              <w:rPr>
+                <w:rFonts w:ascii="宋体" w:hAnsi="宋体" w:eastAsia="宋体"/>
+                <w:b w:val="0"/>
+                <w:sz w:val="19"/>
+              </w:rPr>
+              <w:t>三千年，字仍在生长。墙上的三十个字，只是序章。</w:t>
+            </w:r>
+          </w:p>
+        </w:tc>
+      </w:tr>
+      <w:tr>
+        <w:tc>
+          <w:tcPr>
+            <w:tcW w:type="dxa" w:w="2160"/>
+          </w:tcPr>
+          <w:p>
+            <w:r/>
+            <w:r>
+              <w:rPr>
+                <w:rFonts w:ascii="宋体" w:hAnsi="宋体" w:eastAsia="宋体"/>
+                <w:b w:val="0"/>
+                <w:sz w:val="19"/>
+              </w:rPr>
+              <w:t>3:52–4:00</w:t>
+            </w:r>
+          </w:p>
+        </w:tc>
+        <w:tc>
+          <w:tcPr>
+            <w:tcW w:type="dxa" w:w="2160"/>
+          </w:tcPr>
+          <w:p>
+            <w:r/>
+            <w:r>
+              <w:rPr>
+                <w:rFonts w:ascii="宋体" w:hAnsi="宋体" w:eastAsia="宋体"/>
+                <w:b w:val="0"/>
+                <w:sz w:val="19"/>
+              </w:rPr>
+              <w:t>关于页收尾字幕</w:t>
+            </w:r>
+          </w:p>
+        </w:tc>
+        <w:tc>
+          <w:tcPr>
+            <w:tcW w:type="dxa" w:w="2160"/>
+          </w:tcPr>
+          <w:p>
+            <w:r/>
+            <w:r>
+              <w:rPr>
+                <w:rFonts w:ascii="宋体" w:hAnsi="宋体" w:eastAsia="宋体"/>
+                <w:b w:val="0"/>
+                <w:sz w:val="19"/>
+              </w:rPr>
+              <w:t>切到"关于"，结束</w:t>
+            </w:r>
+          </w:p>
+        </w:tc>
+        <w:tc>
+          <w:tcPr>
+            <w:tcW w:type="dxa" w:w="2160"/>
+          </w:tcPr>
+          <w:p>
+            <w:r/>
+            <w:r>
+              <w:rPr>
+                <w:rFonts w:ascii="宋体" w:hAnsi="宋体" w:eastAsia="宋体"/>
+                <w:b w:val="0"/>
+                <w:sz w:val="19"/>
+              </w:rPr>
+              <w:t>字幕：《字·生》——看一个字，从远古走到今天。</w:t>
             </w:r>
           </w:p>
         </w:tc>
@@ -1123,7 +1271,7 @@
           <w:color w:val="666666"/>
           <w:sz w:val="20"/>
         </w:rPr>
-        <w:t>甲骨文，刀锋刻入龟甲，先民把看到的日月山川，直接画成了字。金文，字走上青铜，笔画圆浑庄重。小篆，书同文，汉字第一次拥有统一的秩序。隶变，汉字从"画"变成了"写"。楷书，三千年的生长在此定格。</w:t>
+        <w:t>甲骨文，刀锋刻入龟甲与兽骨；先民把看到的日月山川，直接画成了字——这是汉字的童年。金文，字走上青铜，笔画圆浑庄重。小篆，书同文，汉字第一次拥有统一的秩序。隶变，汉字从"画"变成了"写"。楷书，三千年的生长，在此定格。</w:t>
       </w:r>
     </w:p>
     <w:p>
@@ -1134,7 +1282,7 @@
           <w:color w:val="666666"/>
           <w:sz w:val="20"/>
         </w:rPr>
-        <w:t>不止于观看——在这里，你可以亲手推着一个字走过三千年；可以写下一个“牛”字，让粒子认出它，再亲眼看着它从甲骨文长成今天的模样；可以把自己的名字化作一张粒子星图带走；可以把“日”与“月”合成“明”；还可以用甲骨文猜字，检验你读懂了多少汉字的童年。</w:t>
+        <w:t>不止于观看——字库从 30 个精选字扩展到 14873 个汉字；每个字都按它真实的生命阶段生长。有的字出生得晚，我们就诚实地说：它那时还没有出生。</w:t>
       </w:r>
     </w:p>
     <w:p>
@@ -1145,7 +1293,7 @@
           <w:color w:val="666666"/>
           <w:sz w:val="20"/>
         </w:rPr>
-        <w:t>从甲骨文四千余字，到《康熙字典》四万七千余字——汉字体系在时间里不断生长。</w:t>
+        <w:t>汉字是积木。日与月相合，便有了"明"；木与木相并，就成了"林"。作品内置九组经典合成，会意的智慧，由你亲手拼出。</w:t>
       </w:r>
     </w:p>
     <w:p>
@@ -1156,7 +1304,40 @@
           <w:color w:val="666666"/>
           <w:sz w:val="20"/>
         </w:rPr>
-        <w:t>《字·生》——看一个字，从远古走到今天。</w:t>
+        <w:t>写下你的一笔一画，粒子会接住它。开源手写识别引擎一万两千多字的词表在本地推理，断网也能认——认出来之后点一下，就能看这个字三千年的样子。你也可以把名字写成一张星图，一键导出海报。认形、知义、辨体，三关过后，你会重新认识这些字。</w:t>
+      </w:r>
+    </w:p>
+    <w:p>
+      <w:r>
+        <w:rPr>
+          <w:rFonts w:ascii="宋体" w:hAnsi="宋体" w:eastAsia="宋体"/>
+          <w:b w:val="0"/>
+          <w:color w:val="666666"/>
+          <w:sz w:val="20"/>
+        </w:rPr>
+        <w:t>从甲骨文四千余字，到《康熙字典》四万七千余字——汉字，一直在生长。</w:t>
+      </w:r>
+    </w:p>
+    <w:p>
+      <w:r>
+        <w:rPr>
+          <w:rFonts w:ascii="宋体" w:hAnsi="宋体" w:eastAsia="宋体"/>
+          <w:b w:val="0"/>
+          <w:color w:val="666666"/>
+          <w:sz w:val="20"/>
+        </w:rPr>
+        <w:t>粒子如何生长？双点云连续混合，让相邻字形逐点插值；一万四千多字按需加载；自研与开源双识别引擎，让书写既准又稳。</w:t>
+      </w:r>
+    </w:p>
+    <w:p>
+      <w:r>
+        <w:rPr>
+          <w:rFonts w:ascii="宋体" w:hAnsi="宋体" w:eastAsia="宋体"/>
+          <w:b w:val="0"/>
+          <w:color w:val="666666"/>
+          <w:sz w:val="20"/>
+        </w:rPr>
+        <w:t>三千年，字仍在生长。墙上的三十个字，只是序章。《字·生》——看一个字，从远古走到今天。</w:t>
       </w:r>
     </w:p>
     <w:p>
@@ -1241,7 +1422,7 @@
           <w:b w:val="0"/>
           <w:sz w:val="21"/>
         </w:rPr>
-        <w:t>☐ 导出 H.264 MP4，文件名按提交规范命名（如：作品编号-字生-演示视频.mp4）</w:t>
+        <w:t>☐ 导出 H.264 MP4，≤1GB，文件名按提交规范命名（如：316056-字生-演示视频.mp4）</w:t>
       </w:r>
     </w:p>
     <w:sectPr>

--- a/docs/03-演示视频脚本.docx
+++ b/docs/03-演示视频脚本.docx
@@ -395,7 +395,7 @@
                 <w:b w:val="0"/>
                 <w:sz w:val="19"/>
               </w:rPr>
-              <w:t>0:28–0:36</w:t>
+              <w:t>0:28–0:34</w:t>
             </w:r>
           </w:p>
         </w:tc>
@@ -461,7 +461,73 @@
                 <w:b w:val="0"/>
                 <w:sz w:val="19"/>
               </w:rPr>
-              <w:t>0:36–0:44</w:t>
+              <w:t>0:34–0:40</w:t>
+            </w:r>
+          </w:p>
+        </w:tc>
+        <w:tc>
+          <w:tcPr>
+            <w:tcW w:type="dxa" w:w="2160"/>
+          </w:tcPr>
+          <w:p>
+            <w:r/>
+            <w:r>
+              <w:rPr>
+                <w:rFonts w:ascii="宋体" w:hAnsi="宋体" w:eastAsia="宋体"/>
+                <w:b w:val="0"/>
+                <w:sz w:val="19"/>
+              </w:rPr>
+              <w:t>简帛一幕：墨迹形态</w:t>
+            </w:r>
+          </w:p>
+        </w:tc>
+        <w:tc>
+          <w:tcPr>
+            <w:tcW w:type="dxa" w:w="2160"/>
+          </w:tcPr>
+          <w:p>
+            <w:r/>
+            <w:r>
+              <w:rPr>
+                <w:rFonts w:ascii="宋体" w:hAnsi="宋体" w:eastAsia="宋体"/>
+                <w:b w:val="0"/>
+                <w:sz w:val="19"/>
+              </w:rPr>
+              <w:t>快速切换，停留展示</w:t>
+            </w:r>
+          </w:p>
+        </w:tc>
+        <w:tc>
+          <w:tcPr>
+            <w:tcW w:type="dxa" w:w="2160"/>
+          </w:tcPr>
+          <w:p>
+            <w:r/>
+            <w:r>
+              <w:rPr>
+                <w:rFonts w:ascii="宋体" w:hAnsi="宋体" w:eastAsia="宋体"/>
+                <w:b w:val="0"/>
+                <w:sz w:val="19"/>
+              </w:rPr>
+              <w:t>简帛，墨迹里藏着篆隶之间的过渡。</w:t>
+            </w:r>
+          </w:p>
+        </w:tc>
+      </w:tr>
+      <w:tr>
+        <w:tc>
+          <w:tcPr>
+            <w:tcW w:type="dxa" w:w="2160"/>
+          </w:tcPr>
+          <w:p>
+            <w:r/>
+            <w:r>
+              <w:rPr>
+                <w:rFonts w:ascii="宋体" w:hAnsi="宋体" w:eastAsia="宋体"/>
+                <w:b w:val="0"/>
+                <w:sz w:val="19"/>
+              </w:rPr>
+              <w:t>0:40–0:46</w:t>
             </w:r>
           </w:p>
         </w:tc>
@@ -527,7 +593,7 @@
                 <w:b w:val="0"/>
                 <w:sz w:val="19"/>
               </w:rPr>
-              <w:t>0:44–0:52</w:t>
+              <w:t>0:46–0:52</w:t>
             </w:r>
           </w:p>
         </w:tc>
@@ -575,7 +641,7 @@
                 <w:b w:val="0"/>
                 <w:sz w:val="19"/>
               </w:rPr>
-              <w:t>隶变，汉字从"画"变成了"写"。</w:t>
+              <w:t>隶变，汉字从“画”变成了“写”，笔锋从此有了速度。</w:t>
             </w:r>
           </w:p>
         </w:tc>
@@ -1271,7 +1337,7 @@
           <w:color w:val="666666"/>
           <w:sz w:val="20"/>
         </w:rPr>
-        <w:t>甲骨文，刀锋刻入龟甲与兽骨；先民把看到的日月山川，直接画成了字——这是汉字的童年。金文，字走上青铜，笔画圆浑庄重。小篆，书同文，汉字第一次拥有统一的秩序。隶变，汉字从"画"变成了"写"。楷书，三千年的生长，在此定格。</w:t>
+        <w:t>甲骨文，刀锋刻入龟甲与兽骨；先民把看到的日月山川，直接画成了字——这是汉字的童年。金文，字走上青铜，笔画圆浑庄重。简帛，墨迹里藏着篆隶之间的过渡。小篆，书同文，汉字第一次拥有统一的秩序。隶变，汉字从“画”变成了“写”，笔锋从此有了速度。楷书，三千年的生长，在此定格。</w:t>
       </w:r>
     </w:p>
     <w:p>
@@ -1383,7 +1449,7 @@
           <w:b w:val="0"/>
           <w:sz w:val="21"/>
         </w:rPr>
-        <w:t>☐ 五个互动完整展示：时间轴拖动、构字合成、手写识别、名字图海报、认字答题</w:t>
+        <w:t>☐ 六幕画面 + 五个互动完整展示：简帛一幕、时间轴拖动、构字合成、手写识别、名字图海报、认字答题</w:t>
       </w:r>
     </w:p>
     <w:p>

--- a/docs/03-演示视频脚本.docx
+++ b/docs/03-演示视频脚本.docx
@@ -807,7 +807,7 @@
                 <w:b w:val="0"/>
                 <w:sz w:val="19"/>
               </w:rPr>
-              <w:t>构字：演示 日月→明，再快速点 木木→林</w:t>
+              <w:t>构字：选"日""月"→"明"（点"看解读"）；切"手写"模式，亲手写"水"+写"可"→"河"</w:t>
             </w:r>
           </w:p>
         </w:tc>
@@ -823,7 +823,7 @@
                 <w:b w:val="0"/>
                 <w:sz w:val="19"/>
               </w:rPr>
-              <w:t>点击"日""月"→"合成"→停留展示"明"与释义→重置→木+木</w:t>
+              <w:t>选字合成→点看解读→切手写→写两个部件→合成</w:t>
             </w:r>
           </w:p>
         </w:tc>
@@ -839,7 +839,7 @@
                 <w:b w:val="0"/>
                 <w:sz w:val="19"/>
               </w:rPr>
-              <w:t>汉字是积木。日与月相合，便有了"明"；木与木相并，就成了"林"。作品内置九组经典合成：明、林、休、好、昌、李、朋、从、仔——会意的智慧，由你亲手拼出。</w:t>
+              <w:t>汉字是积木。日与月相合，便有了"明"；你也可以亲手写下"水"和"可"——它们合成"河"。两百多组会意与形声组合，会意的智慧，由你亲手拼出。</w:t>
             </w:r>
           </w:p>
         </w:tc>
@@ -1359,7 +1359,7 @@
           <w:color w:val="666666"/>
           <w:sz w:val="20"/>
         </w:rPr>
-        <w:t>汉字是积木。日与月相合，便有了"明"；木与木相并，就成了"林"。作品内置九组经典合成，会意的智慧，由你亲手拼出。</w:t>
+        <w:t>汉字是积木。日与月相合，便有了"明"；你也可以亲手写下"水"和"可"——它们合成"河"。两百多组会意与形声组合，会意的智慧，由你亲手拼出。</w:t>
       </w:r>
     </w:p>
     <w:p>

--- a/docs/03-演示视频脚本.docx
+++ b/docs/03-演示视频脚本.docx
@@ -839,7 +839,7 @@
                 <w:b w:val="0"/>
                 <w:sz w:val="19"/>
               </w:rPr>
-              <w:t>汉字是积木。日与月相合，便有了"明"；你也可以亲手写下"水"和"可"——它们合成"河"。两百多组会意与形声组合，会意的智慧，由你亲手拼出。</w:t>
+              <w:t>汉字是积木。日与月相合，便有了"明"；你也可以亲手写下"水"和"可"——它们合成"河"。三百多组会意与形声组合，会意的智慧，由你亲手拼出。</w:t>
             </w:r>
           </w:p>
         </w:tc>
@@ -1359,7 +1359,7 @@
           <w:color w:val="666666"/>
           <w:sz w:val="20"/>
         </w:rPr>
-        <w:t>汉字是积木。日与月相合，便有了"明"；你也可以亲手写下"水"和"可"——它们合成"河"。两百多组会意与形声组合，会意的智慧，由你亲手拼出。</w:t>
+        <w:t>汉字是积木。日与月相合，便有了"明"；你也可以亲手写下"水"和"可"——它们合成"河"。三百多组会意与形声组合，会意的智慧，由你亲手拼出。</w:t>
       </w:r>
     </w:p>
     <w:p>

--- a/docs/03-演示视频脚本.docx
+++ b/docs/03-演示视频脚本.docx
@@ -839,7 +839,7 @@
                 <w:b w:val="0"/>
                 <w:sz w:val="19"/>
               </w:rPr>
-              <w:t>汉字是积木。日与月相合，便有了"明"；你也可以亲手写下"水"和"可"——它们合成"河"。三百多组会意与形声组合，会意的智慧，由你亲手拼出。</w:t>
+              <w:t>汉字是积木。日与月相合，便有了"明"；你也可以亲手写下"水"和"可"——它们合成"河"。八千多组部件组合——会意的智慧，由你亲手拼出。</w:t>
             </w:r>
           </w:p>
         </w:tc>
@@ -1359,7 +1359,7 @@
           <w:color w:val="666666"/>
           <w:sz w:val="20"/>
         </w:rPr>
-        <w:t>汉字是积木。日与月相合，便有了"明"；你也可以亲手写下"水"和"可"——它们合成"河"。三百多组会意与形声组合，会意的智慧，由你亲手拼出。</w:t>
+        <w:t>汉字是积木。日与月相合，便有了"明"；你也可以亲手写下"水"和"可"——它们合成"河"。八千多组部件组合——会意的智慧，由你亲手拼出。</w:t>
       </w:r>
     </w:p>
     <w:p>

--- a/docs/03-演示视频脚本.docx
+++ b/docs/03-演示视频脚本.docx
@@ -104,7 +104,7 @@
           <w:b w:val="0"/>
           <w:sz w:val="21"/>
         </w:rPr>
-        <w:t xml:space="preserve"> 按钮开启音效（点击后按钮变为"声音：开"；作品待机静音，只在交互时发声）；</w:t>
+        <w:t xml:space="preserve"> 按钮开启音效（点击后按钮变为"声音：开"；作品待机静音，只在交互时发声），上方可在四种音色（古琴 / 编钟 / 洞箫 / 水滴）间切换；</w:t>
       </w:r>
     </w:p>
     <w:p>

--- a/docs/03-演示视频脚本.docx
+++ b/docs/03-演示视频脚本.docx
@@ -1005,7 +1005,7 @@
                 <w:b w:val="0"/>
                 <w:sz w:val="19"/>
               </w:rPr>
-              <w:t>认字（三关制：认形/知义/辨体）：认形热身 → 切"知义"关答对一题，弹出考据卡</w:t>
+              <w:t>认字（三关制：认形/知义/辨体，可切「困难」档展示全字库随机题）：认形热身 → 切"知义"关答对一题，弹出考据卡</w:t>
             </w:r>
           </w:p>
         </w:tc>

--- a/docs/03-演示视频脚本.docx
+++ b/docs/03-演示视频脚本.docx
@@ -12,7 +12,7 @@
           <w:b/>
           <w:sz w:val="34"/>
         </w:rPr>
-        <w:t>《字·生》演示视频脚本与录制说明</w:t>
+        <w:t>演示视频录制清单（纯画面 · 无解说）</w:t>
       </w:r>
     </w:p>
     <w:p>
@@ -23,7 +23,18 @@
           <w:color w:val="666666"/>
           <w:sz w:val="20"/>
         </w:rPr>
-        <w:t>目标时长：约 4 分钟（官方要求 5 分钟以内；成片请以《作品材料提交规范》为准）</w:t>
+        <w:t>目标：3 分钟左右完整展示作品全部功能。只录屏幕操作，不需要旁白。</w:t>
+      </w:r>
+    </w:p>
+    <w:p>
+      <w:r>
+        <w:rPr>
+          <w:rFonts w:ascii="宋体" w:hAnsi="宋体" w:eastAsia="宋体"/>
+          <w:b w:val="0"/>
+          <w:color w:val="666666"/>
+          <w:sz w:val="20"/>
+        </w:rPr>
+        <w:t>建议保留作品自身音效（左下角"声音"打开），画面与声音均来自作品本身。</w:t>
       </w:r>
     </w:p>
     <w:p>
@@ -33,12 +44,12 @@
           <w:b/>
           <w:sz w:val="27"/>
         </w:rPr>
-        <w:t>一、录制准备</w:t>
+        <w:t>一、录制设置</w:t>
       </w:r>
     </w:p>
     <w:p>
       <w:pPr>
-        <w:pStyle w:val="ListNumber"/>
+        <w:pStyle w:val="ListBullet"/>
       </w:pPr>
       <w:r>
         <w:rPr>
@@ -46,7 +57,67 @@
           <w:b w:val="0"/>
           <w:sz w:val="21"/>
         </w:rPr>
-        <w:t xml:space="preserve">以本地或线上地址打开作品，按 </w:t>
+        <w:t>分辨率 1920×1080，帧率 30fps；输出 MP4（H.264）</w:t>
+      </w:r>
+    </w:p>
+    <w:p>
+      <w:pPr>
+        <w:pStyle w:val="ListBullet"/>
+      </w:pPr>
+      <w:r>
+        <w:rPr>
+          <w:rFonts w:ascii="宋体" w:hAnsi="宋体" w:eastAsia="宋体"/>
+          <w:b w:val="0"/>
+          <w:sz w:val="21"/>
+        </w:rPr>
+        <w:t>浏览器全屏（F11），隐藏书签栏/扩展栏</w:t>
+      </w:r>
+    </w:p>
+    <w:p>
+      <w:pPr>
+        <w:pStyle w:val="ListBullet"/>
+      </w:pPr>
+      <w:r>
+        <w:rPr>
+          <w:rFonts w:ascii="宋体" w:hAnsi="宋体" w:eastAsia="宋体"/>
+          <w:b w:val="0"/>
+          <w:sz w:val="21"/>
+        </w:rPr>
+        <w:t>打开方式：直接双击 `字生-单文件版.html`，或本地 http 服务下打开</w:t>
+      </w:r>
+    </w:p>
+    <w:p>
+      <w:pPr>
+        <w:pStyle w:val="ListBullet"/>
+      </w:pPr>
+      <w:r>
+        <w:rPr>
+          <w:rFonts w:ascii="宋体" w:hAnsi="宋体" w:eastAsia="宋体"/>
+          <w:b/>
+          <w:sz w:val="21"/>
+        </w:rPr>
+        <w:t>匿名检查</w:t>
+      </w:r>
+      <w:r>
+        <w:rPr>
+          <w:rFonts w:ascii="宋体" w:hAnsi="宋体" w:eastAsia="宋体"/>
+          <w:b w:val="0"/>
+          <w:sz w:val="21"/>
+        </w:rPr>
+        <w:t>：录屏画面里不要出现姓名、学校、微信、收藏夹等身份信息</w:t>
+      </w:r>
+    </w:p>
+    <w:p>
+      <w:pPr>
+        <w:pStyle w:val="ListBullet"/>
+      </w:pPr>
+      <w:r>
+        <w:rPr>
+          <w:rFonts w:ascii="宋体" w:hAnsi="宋体" w:eastAsia="宋体"/>
+          <w:b w:val="0"/>
+          <w:sz w:val="21"/>
+        </w:rPr>
+        <w:t>名字图环节</w:t>
       </w:r>
       <w:r>
         <w:rPr>
@@ -54,7 +125,7 @@
           <w:b/>
           <w:sz w:val="21"/>
         </w:rPr>
-        <w:t>F11 全屏</w:t>
+        <w:t>不要输入真实姓名</w:t>
       </w:r>
       <w:r>
         <w:rPr>
@@ -62,12 +133,12 @@
           <w:b w:val="0"/>
           <w:sz w:val="21"/>
         </w:rPr>
-        <w:t>，浏览器缩放 100%；</w:t>
+        <w:t>，用示例字（如"字生"）</w:t>
       </w:r>
     </w:p>
     <w:p>
       <w:pPr>
-        <w:pStyle w:val="ListNumber"/>
+        <w:pStyle w:val="ListBullet"/>
       </w:pPr>
       <w:r>
         <w:rPr>
@@ -75,91 +146,7 @@
           <w:b w:val="0"/>
           <w:sz w:val="21"/>
         </w:rPr>
-        <w:t>关闭其他无关窗口与通知（微信、QQ 等），隐藏桌面图标；</w:t>
-      </w:r>
-    </w:p>
-    <w:p>
-      <w:pPr>
-        <w:pStyle w:val="ListNumber"/>
-      </w:pPr>
-      <w:r>
-        <w:rPr>
-          <w:rFonts w:ascii="宋体" w:hAnsi="宋体" w:eastAsia="宋体"/>
-          <w:b w:val="0"/>
-          <w:sz w:val="21"/>
-        </w:rPr>
-        <w:t xml:space="preserve">点击左下角 </w:t>
-      </w:r>
-      <w:r>
-        <w:rPr>
-          <w:rFonts w:ascii="宋体" w:hAnsi="宋体" w:eastAsia="宋体"/>
-          <w:b/>
-          <w:sz w:val="21"/>
-        </w:rPr>
-        <w:t>"声音：关"</w:t>
-      </w:r>
-      <w:r>
-        <w:rPr>
-          <w:rFonts w:ascii="宋体" w:hAnsi="宋体" w:eastAsia="宋体"/>
-          <w:b w:val="0"/>
-          <w:sz w:val="21"/>
-        </w:rPr>
-        <w:t xml:space="preserve"> 按钮开启音效（点击后按钮变为"声音：开"；作品待机静音，只在交互时发声），上方可在四种音色（古琴 / 编钟 / 洞箫 / 水滴）间切换；</w:t>
-      </w:r>
-    </w:p>
-    <w:p>
-      <w:pPr>
-        <w:pStyle w:val="ListNumber"/>
-      </w:pPr>
-      <w:r>
-        <w:rPr>
-          <w:rFonts w:ascii="宋体" w:hAnsi="宋体" w:eastAsia="宋体"/>
-          <w:b w:val="0"/>
-          <w:sz w:val="21"/>
-        </w:rPr>
-        <w:t xml:space="preserve">使用录屏软件：Xbox Game Bar（Win+G）或 OBS Studio，建议 </w:t>
-      </w:r>
-      <w:r>
-        <w:rPr>
-          <w:rFonts w:ascii="宋体" w:hAnsi="宋体" w:eastAsia="宋体"/>
-          <w:b/>
-          <w:sz w:val="21"/>
-        </w:rPr>
-        <w:t>1080P / 60fps</w:t>
-      </w:r>
-      <w:r>
-        <w:rPr>
-          <w:rFonts w:ascii="宋体" w:hAnsi="宋体" w:eastAsia="宋体"/>
-          <w:b w:val="0"/>
-          <w:sz w:val="21"/>
-        </w:rPr>
-        <w:t>；</w:t>
-      </w:r>
-    </w:p>
-    <w:p>
-      <w:pPr>
-        <w:pStyle w:val="ListNumber"/>
-      </w:pPr>
-      <w:r>
-        <w:rPr>
-          <w:rFonts w:ascii="宋体" w:hAnsi="宋体" w:eastAsia="宋体"/>
-          <w:b w:val="0"/>
-          <w:sz w:val="21"/>
-        </w:rPr>
-        <w:t>鼠标移动放慢、平滑，切换章节时停顿 0.5～1 秒再继续；</w:t>
-      </w:r>
-    </w:p>
-    <w:p>
-      <w:pPr>
-        <w:pStyle w:val="ListNumber"/>
-      </w:pPr>
-      <w:r>
-        <w:rPr>
-          <w:rFonts w:ascii="宋体" w:hAnsi="宋体" w:eastAsia="宋体"/>
-          <w:b w:val="0"/>
-          <w:sz w:val="21"/>
-        </w:rPr>
-        <w:t>录制完成后音轨若无声，可在剪映中补充无版权背景音乐。</w:t>
+        <w:t>文件命名：`视频-字生-316056.mp4`（不带姓名）</w:t>
       </w:r>
     </w:p>
     <w:p>
@@ -169,7 +156,7 @@
           <w:b/>
           <w:sz w:val="27"/>
         </w:rPr>
-        <w:t>二、分镜脚本（约 4:00）</w:t>
+        <w:t>二、操作分镜表（约 3 分钟）</w:t>
       </w:r>
     </w:p>
     <w:tbl>
@@ -179,15 +166,14 @@
         <w:tblLook w:firstColumn="1" w:firstRow="1" w:lastColumn="0" w:lastRow="0" w:noHBand="0" w:noVBand="1" w:val="04A0"/>
       </w:tblPr>
       <w:tblGrid>
-        <w:gridCol w:w="2160"/>
-        <w:gridCol w:w="2160"/>
-        <w:gridCol w:w="2160"/>
-        <w:gridCol w:w="2160"/>
+        <w:gridCol w:w="2880"/>
+        <w:gridCol w:w="2880"/>
+        <w:gridCol w:w="2880"/>
       </w:tblGrid>
       <w:tr>
         <w:tc>
           <w:tcPr>
-            <w:tcW w:type="dxa" w:w="2160"/>
+            <w:tcW w:type="dxa" w:w="2880"/>
           </w:tcPr>
           <w:p>
             <w:r/>
@@ -203,7 +189,7 @@
         </w:tc>
         <w:tc>
           <w:tcPr>
-            <w:tcW w:type="dxa" w:w="2160"/>
+            <w:tcW w:type="dxa" w:w="2880"/>
           </w:tcPr>
           <w:p>
             <w:r/>
@@ -213,13 +199,13 @@
                 <w:b/>
                 <w:sz w:val="19"/>
               </w:rPr>
-              <w:t>画面</w:t>
+              <w:t>画面 / 操作</w:t>
             </w:r>
           </w:p>
         </w:tc>
         <w:tc>
           <w:tcPr>
-            <w:tcW w:type="dxa" w:w="2160"/>
+            <w:tcW w:type="dxa" w:w="2880"/>
           </w:tcPr>
           <w:p>
             <w:r/>
@@ -229,23 +215,7 @@
                 <w:b/>
                 <w:sz w:val="19"/>
               </w:rPr>
-              <w:t>操作</w:t>
-            </w:r>
-          </w:p>
-        </w:tc>
-        <w:tc>
-          <w:tcPr>
-            <w:tcW w:type="dxa" w:w="2160"/>
-          </w:tcPr>
-          <w:p>
-            <w:r/>
-            <w:r>
-              <w:rPr>
-                <w:rFonts w:ascii="宋体" w:hAnsi="宋体" w:eastAsia="宋体"/>
-                <w:b/>
-                <w:sz w:val="19"/>
-              </w:rPr>
-              <w:t>旁白 / 字幕</w:t>
+              <w:t>停留</w:t>
             </w:r>
           </w:p>
         </w:tc>
@@ -253,7 +223,7 @@
       <w:tr>
         <w:tc>
           <w:tcPr>
-            <w:tcW w:type="dxa" w:w="2160"/>
+            <w:tcW w:type="dxa" w:w="2880"/>
           </w:tcPr>
           <w:p>
             <w:r/>
@@ -263,13 +233,13 @@
                 <w:b w:val="0"/>
                 <w:sz w:val="19"/>
               </w:rPr>
-              <w:t>0:00–0:10</w:t>
+              <w:t>0:00–0:06</w:t>
             </w:r>
           </w:p>
         </w:tc>
         <w:tc>
           <w:tcPr>
-            <w:tcW w:type="dxa" w:w="2160"/>
+            <w:tcW w:type="dxa" w:w="2880"/>
           </w:tcPr>
           <w:p>
             <w:r/>
@@ -279,13 +249,13 @@
                 <w:b w:val="0"/>
                 <w:sz w:val="19"/>
               </w:rPr>
-              <w:t>开篇：粒子星云 + 标题"字·生"</w:t>
+              <w:t>开篇：粒子标题「字·生」静置</w:t>
             </w:r>
           </w:p>
         </w:tc>
         <w:tc>
           <w:tcPr>
-            <w:tcW w:type="dxa" w:w="2160"/>
+            <w:tcW w:type="dxa" w:w="2880"/>
           </w:tcPr>
           <w:p>
             <w:r/>
@@ -295,13 +265,15 @@
                 <w:b w:val="0"/>
                 <w:sz w:val="19"/>
               </w:rPr>
-              <w:t>静止 2 秒后缓慢切换到下一章</w:t>
+              <w:t>3s</w:t>
             </w:r>
           </w:p>
         </w:tc>
+      </w:tr>
+      <w:tr>
         <w:tc>
           <w:tcPr>
-            <w:tcW w:type="dxa" w:w="2160"/>
+            <w:tcW w:type="dxa" w:w="2880"/>
           </w:tcPr>
           <w:p>
             <w:r/>
@@ -311,15 +283,13 @@
                 <w:b w:val="0"/>
                 <w:sz w:val="19"/>
               </w:rPr>
-              <w:t>汉字，是中华文明的基因。三千年来，它从刻痕长成笔墨。</w:t>
+              <w:t>0:06–0:20</w:t>
             </w:r>
           </w:p>
         </w:tc>
-      </w:tr>
-      <w:tr>
         <w:tc>
           <w:tcPr>
-            <w:tcW w:type="dxa" w:w="2160"/>
+            <w:tcW w:type="dxa" w:w="2880"/>
           </w:tcPr>
           <w:p>
             <w:r/>
@@ -329,13 +299,13 @@
                 <w:b w:val="0"/>
                 <w:sz w:val="19"/>
               </w:rPr>
-              <w:t>0:10–0:28</w:t>
+              <w:t>甲骨文：滚轮进入；点画面中的大字，弹出释读卡，关闭</w:t>
             </w:r>
           </w:p>
         </w:tc>
         <w:tc>
           <w:tcPr>
-            <w:tcW w:type="dxa" w:w="2160"/>
+            <w:tcW w:type="dxa" w:w="2880"/>
           </w:tcPr>
           <w:p>
             <w:r/>
@@ -345,13 +315,15 @@
                 <w:b w:val="0"/>
                 <w:sz w:val="19"/>
               </w:rPr>
-              <w:t>甲骨文一幕：粒子汇聚成"日、月、山、水、人"</w:t>
+              <w:t>卡停 2s</w:t>
             </w:r>
           </w:p>
         </w:tc>
+      </w:tr>
+      <w:tr>
         <w:tc>
           <w:tcPr>
-            <w:tcW w:type="dxa" w:w="2160"/>
+            <w:tcW w:type="dxa" w:w="2880"/>
           </w:tcPr>
           <w:p>
             <w:r/>
@@ -361,13 +333,13 @@
                 <w:b w:val="0"/>
                 <w:sz w:val="19"/>
               </w:rPr>
-              <w:t>切换到该章，停留展示</w:t>
+              <w:t>0:20–0:34</w:t>
             </w:r>
           </w:p>
         </w:tc>
         <w:tc>
           <w:tcPr>
-            <w:tcW w:type="dxa" w:w="2160"/>
+            <w:tcW w:type="dxa" w:w="2880"/>
           </w:tcPr>
           <w:p>
             <w:r/>
@@ -377,15 +349,13 @@
                 <w:b w:val="0"/>
                 <w:sz w:val="19"/>
               </w:rPr>
-              <w:t>甲骨文，刀锋刻入龟甲与兽骨；先民把看到的日月山川，直接画成了字——这是汉字的童年。</w:t>
+              <w:t>金文 → 简帛：逐幕进入，每幕静置</w:t>
             </w:r>
           </w:p>
         </w:tc>
-      </w:tr>
-      <w:tr>
         <w:tc>
           <w:tcPr>
-            <w:tcW w:type="dxa" w:w="2160"/>
+            <w:tcW w:type="dxa" w:w="2880"/>
           </w:tcPr>
           <w:p>
             <w:r/>
@@ -395,13 +365,15 @@
                 <w:b w:val="0"/>
                 <w:sz w:val="19"/>
               </w:rPr>
-              <w:t>0:28–0:34</w:t>
+              <w:t>各 4s</w:t>
             </w:r>
           </w:p>
         </w:tc>
+      </w:tr>
+      <w:tr>
         <w:tc>
           <w:tcPr>
-            <w:tcW w:type="dxa" w:w="2160"/>
+            <w:tcW w:type="dxa" w:w="2880"/>
           </w:tcPr>
           <w:p>
             <w:r/>
@@ -411,13 +383,13 @@
                 <w:b w:val="0"/>
                 <w:sz w:val="19"/>
               </w:rPr>
-              <w:t>金文一幕</w:t>
+              <w:t>0:34–0:48</w:t>
             </w:r>
           </w:p>
         </w:tc>
         <w:tc>
           <w:tcPr>
-            <w:tcW w:type="dxa" w:w="2160"/>
+            <w:tcW w:type="dxa" w:w="2880"/>
           </w:tcPr>
           <w:p>
             <w:r/>
@@ -427,13 +399,13 @@
                 <w:b w:val="0"/>
                 <w:sz w:val="19"/>
               </w:rPr>
-              <w:t>快速切换，停留展示</w:t>
+              <w:t>小篆 → 隶书 → 楷书：逐幕进入</w:t>
             </w:r>
           </w:p>
         </w:tc>
         <w:tc>
           <w:tcPr>
-            <w:tcW w:type="dxa" w:w="2160"/>
+            <w:tcW w:type="dxa" w:w="2880"/>
           </w:tcPr>
           <w:p>
             <w:r/>
@@ -443,7 +415,7 @@
                 <w:b w:val="0"/>
                 <w:sz w:val="19"/>
               </w:rPr>
-              <w:t>金文，字走上青铜，笔画圆浑庄重。</w:t>
+              <w:t>各 3–4s</w:t>
             </w:r>
           </w:p>
         </w:tc>
@@ -451,7 +423,7 @@
       <w:tr>
         <w:tc>
           <w:tcPr>
-            <w:tcW w:type="dxa" w:w="2160"/>
+            <w:tcW w:type="dxa" w:w="2880"/>
           </w:tcPr>
           <w:p>
             <w:r/>
@@ -461,13 +433,13 @@
                 <w:b w:val="0"/>
                 <w:sz w:val="19"/>
               </w:rPr>
-              <w:t>0:34–0:40</w:t>
+              <w:t>0:48–1:12</w:t>
             </w:r>
           </w:p>
         </w:tc>
         <w:tc>
           <w:tcPr>
-            <w:tcW w:type="dxa" w:w="2160"/>
+            <w:tcW w:type="dxa" w:w="2880"/>
           </w:tcPr>
           <w:p>
             <w:r/>
@@ -477,13 +449,13 @@
                 <w:b w:val="0"/>
                 <w:sz w:val="19"/>
               </w:rPr>
-              <w:t>简帛一幕：墨迹形态</w:t>
+              <w:t>一字千年：点选「日」；拖动时间轴来回一遍（展示五体演变）；点「更多字 14,873」打开检索网格（部首选"水"、笔画选"8"），关闭；点「看它三千年的全过程」看 2s</w:t>
             </w:r>
           </w:p>
         </w:tc>
         <w:tc>
           <w:tcPr>
-            <w:tcW w:type="dxa" w:w="2160"/>
+            <w:tcW w:type="dxa" w:w="2880"/>
           </w:tcPr>
           <w:p>
             <w:r/>
@@ -493,13 +465,15 @@
                 <w:b w:val="0"/>
                 <w:sz w:val="19"/>
               </w:rPr>
-              <w:t>快速切换，停留展示</w:t>
+              <w:t>节奏放慢</w:t>
             </w:r>
           </w:p>
         </w:tc>
+      </w:tr>
+      <w:tr>
         <w:tc>
           <w:tcPr>
-            <w:tcW w:type="dxa" w:w="2160"/>
+            <w:tcW w:type="dxa" w:w="2880"/>
           </w:tcPr>
           <w:p>
             <w:r/>
@@ -509,15 +483,13 @@
                 <w:b w:val="0"/>
                 <w:sz w:val="19"/>
               </w:rPr>
-              <w:t>简帛，墨迹里藏着篆隶之间的过渡。</w:t>
+              <w:t>1:12–1:42</w:t>
             </w:r>
           </w:p>
         </w:tc>
-      </w:tr>
-      <w:tr>
         <w:tc>
           <w:tcPr>
-            <w:tcW w:type="dxa" w:w="2160"/>
+            <w:tcW w:type="dxa" w:w="2880"/>
           </w:tcPr>
           <w:p>
             <w:r/>
@@ -527,13 +499,13 @@
                 <w:b w:val="0"/>
                 <w:sz w:val="19"/>
               </w:rPr>
-              <w:t>0:40–0:46</w:t>
+              <w:t>构字：选「日」+「月」→ 合成「明」；展开解读；点「看它三千年」3s 后返回；切「手写」模式，写「水」+「可」→ 合成「河」；点「再来一组」</w:t>
             </w:r>
           </w:p>
         </w:tc>
         <w:tc>
           <w:tcPr>
-            <w:tcW w:type="dxa" w:w="2160"/>
+            <w:tcW w:type="dxa" w:w="2880"/>
           </w:tcPr>
           <w:p>
             <w:r/>
@@ -543,13 +515,15 @@
                 <w:b w:val="0"/>
                 <w:sz w:val="19"/>
               </w:rPr>
-              <w:t>小篆一幕</w:t>
+              <w:t>每步停 1–2s</w:t>
             </w:r>
           </w:p>
         </w:tc>
+      </w:tr>
+      <w:tr>
         <w:tc>
           <w:tcPr>
-            <w:tcW w:type="dxa" w:w="2160"/>
+            <w:tcW w:type="dxa" w:w="2880"/>
           </w:tcPr>
           <w:p>
             <w:r/>
@@ -559,13 +533,13 @@
                 <w:b w:val="0"/>
                 <w:sz w:val="19"/>
               </w:rPr>
-              <w:t>快速切换，停留 3 秒</w:t>
+              <w:t>1:42–2:12</w:t>
             </w:r>
           </w:p>
         </w:tc>
         <w:tc>
           <w:tcPr>
-            <w:tcW w:type="dxa" w:w="2160"/>
+            <w:tcW w:type="dxa" w:w="2880"/>
           </w:tcPr>
           <w:p>
             <w:r/>
@@ -575,15 +549,13 @@
                 <w:b w:val="0"/>
                 <w:sz w:val="19"/>
               </w:rPr>
-              <w:t>小篆，书同文——汉字第一次拥有统一的秩序。</w:t>
+              <w:t>写字：自由书写写一个「字」→ 点「粒子化」；切「跟着写」点一次「评分」；切「名字图」输入"字生"→「生成」→ 点「保存图片」</w:t>
             </w:r>
           </w:p>
         </w:tc>
-      </w:tr>
-      <w:tr>
         <w:tc>
           <w:tcPr>
-            <w:tcW w:type="dxa" w:w="2160"/>
+            <w:tcW w:type="dxa" w:w="2880"/>
           </w:tcPr>
           <w:p>
             <w:r/>
@@ -593,13 +565,15 @@
                 <w:b w:val="0"/>
                 <w:sz w:val="19"/>
               </w:rPr>
-              <w:t>0:46–0:52</w:t>
+              <w:t>各停 2s</w:t>
             </w:r>
           </w:p>
         </w:tc>
+      </w:tr>
+      <w:tr>
         <w:tc>
           <w:tcPr>
-            <w:tcW w:type="dxa" w:w="2160"/>
+            <w:tcW w:type="dxa" w:w="2880"/>
           </w:tcPr>
           <w:p>
             <w:r/>
@@ -609,13 +583,13 @@
                 <w:b w:val="0"/>
                 <w:sz w:val="19"/>
               </w:rPr>
-              <w:t>隶书一幕</w:t>
+              <w:t>2:12–2:30</w:t>
             </w:r>
           </w:p>
         </w:tc>
         <w:tc>
           <w:tcPr>
-            <w:tcW w:type="dxa" w:w="2160"/>
+            <w:tcW w:type="dxa" w:w="2880"/>
           </w:tcPr>
           <w:p>
             <w:r/>
@@ -625,13 +599,13 @@
                 <w:b w:val="0"/>
                 <w:sz w:val="19"/>
               </w:rPr>
-              <w:t>快速切换，停留 3 秒</w:t>
+              <w:t>认字：切「困难」档；答一题（点正确选项，停留看释读反馈）；进入下一题</w:t>
             </w:r>
           </w:p>
         </w:tc>
         <w:tc>
           <w:tcPr>
-            <w:tcW w:type="dxa" w:w="2160"/>
+            <w:tcW w:type="dxa" w:w="2880"/>
           </w:tcPr>
           <w:p>
             <w:r/>
@@ -641,7 +615,7 @@
                 <w:b w:val="0"/>
                 <w:sz w:val="19"/>
               </w:rPr>
-              <w:t>隶变，汉字从“画”变成了“写”，笔锋从此有了速度。</w:t>
+              <w:t>反馈停 2s</w:t>
             </w:r>
           </w:p>
         </w:tc>
@@ -649,7 +623,7 @@
       <w:tr>
         <w:tc>
           <w:tcPr>
-            <w:tcW w:type="dxa" w:w="2160"/>
+            <w:tcW w:type="dxa" w:w="2880"/>
           </w:tcPr>
           <w:p>
             <w:r/>
@@ -659,13 +633,13 @@
                 <w:b w:val="0"/>
                 <w:sz w:val="19"/>
               </w:rPr>
-              <w:t>0:52–1:00</w:t>
+              <w:t>2:30–2:38</w:t>
             </w:r>
           </w:p>
         </w:tc>
         <w:tc>
           <w:tcPr>
-            <w:tcW w:type="dxa" w:w="2160"/>
+            <w:tcW w:type="dxa" w:w="2880"/>
           </w:tcPr>
           <w:p>
             <w:r/>
@@ -675,13 +649,13 @@
                 <w:b w:val="0"/>
                 <w:sz w:val="19"/>
               </w:rPr>
-              <w:t>楷书一幕</w:t>
+              <w:t>字量：缓慢滚动，展示两组条形数据</w:t>
             </w:r>
           </w:p>
         </w:tc>
         <w:tc>
           <w:tcPr>
-            <w:tcW w:type="dxa" w:w="2160"/>
+            <w:tcW w:type="dxa" w:w="2880"/>
           </w:tcPr>
           <w:p>
             <w:r/>
@@ -691,13 +665,15 @@
                 <w:b w:val="0"/>
                 <w:sz w:val="19"/>
               </w:rPr>
-              <w:t>切换，停留</w:t>
+              <w:t>4s</w:t>
             </w:r>
           </w:p>
         </w:tc>
+      </w:tr>
+      <w:tr>
         <w:tc>
           <w:tcPr>
-            <w:tcW w:type="dxa" w:w="2160"/>
+            <w:tcW w:type="dxa" w:w="2880"/>
           </w:tcPr>
           <w:p>
             <w:r/>
@@ -707,15 +683,13 @@
                 <w:b w:val="0"/>
                 <w:sz w:val="19"/>
               </w:rPr>
-              <w:t>楷书，三千年的生长，在此定格。</w:t>
+              <w:t>2:38–2:46</w:t>
             </w:r>
           </w:p>
         </w:tc>
-      </w:tr>
-      <w:tr>
         <w:tc>
           <w:tcPr>
-            <w:tcW w:type="dxa" w:w="2160"/>
+            <w:tcW w:type="dxa" w:w="2880"/>
           </w:tcPr>
           <w:p>
             <w:r/>
@@ -725,13 +699,13 @@
                 <w:b w:val="0"/>
                 <w:sz w:val="19"/>
               </w:rPr>
-              <w:t>1:00–1:30</w:t>
+              <w:t>尾声：点字墙上的任意一个字，看它的三千年</w:t>
             </w:r>
           </w:p>
         </w:tc>
         <w:tc>
           <w:tcPr>
-            <w:tcW w:type="dxa" w:w="2160"/>
+            <w:tcW w:type="dxa" w:w="2880"/>
           </w:tcPr>
           <w:p>
             <w:r/>
@@ -741,13 +715,15 @@
                 <w:b w:val="0"/>
                 <w:sz w:val="19"/>
               </w:rPr>
-              <w:t>一字千年：选"木"拖动时间轴全程；点"更多字 14,873"打开字库网格，选"爱"展示"甲骨文暂未见"的诚实标注</w:t>
+              <w:t>3s</w:t>
             </w:r>
           </w:p>
         </w:tc>
+      </w:tr>
+      <w:tr>
         <w:tc>
           <w:tcPr>
-            <w:tcW w:type="dxa" w:w="2160"/>
+            <w:tcW w:type="dxa" w:w="2880"/>
           </w:tcPr>
           <w:p>
             <w:r/>
@@ -757,13 +733,13 @@
                 <w:b w:val="0"/>
                 <w:sz w:val="19"/>
               </w:rPr>
-              <w:t>点击"木"→缓慢拖动滑块→点"更多字 14,873"→选"爱"→再拖时间轴</w:t>
+              <w:t>2:46–2:56</w:t>
             </w:r>
           </w:p>
         </w:tc>
         <w:tc>
           <w:tcPr>
-            <w:tcW w:type="dxa" w:w="2160"/>
+            <w:tcW w:type="dxa" w:w="2880"/>
           </w:tcPr>
           <w:p>
             <w:r/>
@@ -773,15 +749,13 @@
                 <w:b w:val="0"/>
                 <w:sz w:val="19"/>
               </w:rPr>
-              <w:t>不止于观看——字库从 30 个精选字扩展到 14,873 个汉字；每个字都按它真实的生命阶段生长。有的字出生得晚，我们就诚实地说：它那时还没有出生。</w:t>
+              <w:t>关于：停留展示开源致谢与素材版权</w:t>
             </w:r>
           </w:p>
         </w:tc>
-      </w:tr>
-      <w:tr>
         <w:tc>
           <w:tcPr>
-            <w:tcW w:type="dxa" w:w="2160"/>
+            <w:tcW w:type="dxa" w:w="2880"/>
           </w:tcPr>
           <w:p>
             <w:r/>
@@ -791,13 +765,15 @@
                 <w:b w:val="0"/>
                 <w:sz w:val="19"/>
               </w:rPr>
-              <w:t>1:30–1:56</w:t>
+              <w:t>4s</w:t>
             </w:r>
           </w:p>
         </w:tc>
+      </w:tr>
+      <w:tr>
         <w:tc>
           <w:tcPr>
-            <w:tcW w:type="dxa" w:w="2160"/>
+            <w:tcW w:type="dxa" w:w="2880"/>
           </w:tcPr>
           <w:p>
             <w:r/>
@@ -807,13 +783,13 @@
                 <w:b w:val="0"/>
                 <w:sz w:val="19"/>
               </w:rPr>
-              <w:t>构字：选"日""月"→"明"（点"看解读"）；切"手写"模式，亲手写"水"+写"可"→"河"</w:t>
+              <w:t>2:56–3:00</w:t>
             </w:r>
           </w:p>
         </w:tc>
         <w:tc>
           <w:tcPr>
-            <w:tcW w:type="dxa" w:w="2160"/>
+            <w:tcW w:type="dxa" w:w="2880"/>
           </w:tcPr>
           <w:p>
             <w:r/>
@@ -823,13 +799,13 @@
                 <w:b w:val="0"/>
                 <w:sz w:val="19"/>
               </w:rPr>
-              <w:t>选字合成→点看解读→切手写→写两个部件→合成</w:t>
+              <w:t>回到开篇，结束录制（可选：片尾加一张"作品编号 316056"静帧）</w:t>
             </w:r>
           </w:p>
         </w:tc>
         <w:tc>
           <w:tcPr>
-            <w:tcW w:type="dxa" w:w="2160"/>
+            <w:tcW w:type="dxa" w:w="2880"/>
           </w:tcPr>
           <w:p>
             <w:r/>
@@ -839,469 +815,7 @@
                 <w:b w:val="0"/>
                 <w:sz w:val="19"/>
               </w:rPr>
-              <w:t>汉字是积木。日与月相合，便有了"明"；你也可以亲手写下"水"和"可"——它们合成"河"。八千多组部件组合——会意的智慧，由你亲手拼出。</w:t>
-            </w:r>
-          </w:p>
-        </w:tc>
-      </w:tr>
-      <w:tr>
-        <w:tc>
-          <w:tcPr>
-            <w:tcW w:type="dxa" w:w="2160"/>
-          </w:tcPr>
-          <w:p>
-            <w:r/>
-            <w:r>
-              <w:rPr>
-                <w:rFonts w:ascii="宋体" w:hAnsi="宋体" w:eastAsia="宋体"/>
-                <w:b w:val="0"/>
-                <w:sz w:val="19"/>
-              </w:rPr>
-              <w:t>1:56–2:26</w:t>
-            </w:r>
-          </w:p>
-        </w:tc>
-        <w:tc>
-          <w:tcPr>
-            <w:tcW w:type="dxa" w:w="2160"/>
-          </w:tcPr>
-          <w:p>
-            <w:r/>
-            <w:r>
-              <w:rPr>
-                <w:rFonts w:ascii="宋体" w:hAnsi="宋体" w:eastAsia="宋体"/>
-                <w:b w:val="0"/>
-                <w:sz w:val="19"/>
-              </w:rPr>
-              <w:t>写字（核心镜头）：自由书写一个"牛" → 粒子接住 → 增强识别引擎确认 → 点"看它三千年" → 时间轴自动推演 → 弹出考据卡</w:t>
-            </w:r>
-          </w:p>
-        </w:tc>
-        <w:tc>
-          <w:tcPr>
-            <w:tcW w:type="dxa" w:w="2160"/>
-          </w:tcPr>
-          <w:p>
-            <w:r/>
-            <w:r>
-              <w:rPr>
-                <w:rFonts w:ascii="宋体" w:hAnsi="宋体" w:eastAsia="宋体"/>
-                <w:b w:val="0"/>
-                <w:sz w:val="19"/>
-              </w:rPr>
-              <w:t>缓慢手写→点"粒子化"→确认候选→点"看它三千年"→停留看考据卡</w:t>
-            </w:r>
-          </w:p>
-        </w:tc>
-        <w:tc>
-          <w:tcPr>
-            <w:tcW w:type="dxa" w:w="2160"/>
-          </w:tcPr>
-          <w:p>
-            <w:r/>
-            <w:r>
-              <w:rPr>
-                <w:rFonts w:ascii="宋体" w:hAnsi="宋体" w:eastAsia="宋体"/>
-                <w:b w:val="0"/>
-                <w:sz w:val="19"/>
-              </w:rPr>
-              <w:t>写下你的一笔一画，粒子会接住它。我们集成了开源手写识别引擎 HanScribe：一万两千多字的词表在本地推理，断网也能认。认出来之后点一下，就能看这个字三千年的样子。</w:t>
-            </w:r>
-          </w:p>
-        </w:tc>
-      </w:tr>
-      <w:tr>
-        <w:tc>
-          <w:tcPr>
-            <w:tcW w:type="dxa" w:w="2160"/>
-          </w:tcPr>
-          <w:p>
-            <w:r/>
-            <w:r>
-              <w:rPr>
-                <w:rFonts w:ascii="宋体" w:hAnsi="宋体" w:eastAsia="宋体"/>
-                <w:b w:val="0"/>
-                <w:sz w:val="19"/>
-              </w:rPr>
-              <w:t>2:26–2:48</w:t>
-            </w:r>
-          </w:p>
-        </w:tc>
-        <w:tc>
-          <w:tcPr>
-            <w:tcW w:type="dxa" w:w="2160"/>
-          </w:tcPr>
-          <w:p>
-            <w:r/>
-            <w:r>
-              <w:rPr>
-                <w:rFonts w:ascii="宋体" w:hAnsi="宋体" w:eastAsia="宋体"/>
-                <w:b w:val="0"/>
-                <w:sz w:val="19"/>
-              </w:rPr>
-              <w:t>名字图：输入名字生成粒子星图，导出海报；点名字里的字看三千年演变</w:t>
-            </w:r>
-          </w:p>
-        </w:tc>
-        <w:tc>
-          <w:tcPr>
-            <w:tcW w:type="dxa" w:w="2160"/>
-          </w:tcPr>
-          <w:p>
-            <w:r/>
-            <w:r>
-              <w:rPr>
-                <w:rFonts w:ascii="宋体" w:hAnsi="宋体" w:eastAsia="宋体"/>
-                <w:b w:val="0"/>
-                <w:sz w:val="19"/>
-              </w:rPr>
-              <w:t>输入名字→"生成"→"保存图片"→停留看海报</w:t>
-            </w:r>
-          </w:p>
-        </w:tc>
-        <w:tc>
-          <w:tcPr>
-            <w:tcW w:type="dxa" w:w="2160"/>
-          </w:tcPr>
-          <w:p>
-            <w:r/>
-            <w:r>
-              <w:rPr>
-                <w:rFonts w:ascii="宋体" w:hAnsi="宋体" w:eastAsia="宋体"/>
-                <w:b w:val="0"/>
-                <w:sz w:val="19"/>
-              </w:rPr>
-              <w:t>你也可以把名字写成一张星图。输入名字，粒子聚成星象，一键导出海报——你的名字，也是一串汉字的三千年。</w:t>
-            </w:r>
-          </w:p>
-        </w:tc>
-      </w:tr>
-      <w:tr>
-        <w:tc>
-          <w:tcPr>
-            <w:tcW w:type="dxa" w:w="2160"/>
-          </w:tcPr>
-          <w:p>
-            <w:r/>
-            <w:r>
-              <w:rPr>
-                <w:rFonts w:ascii="宋体" w:hAnsi="宋体" w:eastAsia="宋体"/>
-                <w:b w:val="0"/>
-                <w:sz w:val="19"/>
-              </w:rPr>
-              <w:t>2:48–3:08</w:t>
-            </w:r>
-          </w:p>
-        </w:tc>
-        <w:tc>
-          <w:tcPr>
-            <w:tcW w:type="dxa" w:w="2160"/>
-          </w:tcPr>
-          <w:p>
-            <w:r/>
-            <w:r>
-              <w:rPr>
-                <w:rFonts w:ascii="宋体" w:hAnsi="宋体" w:eastAsia="宋体"/>
-                <w:b w:val="0"/>
-                <w:sz w:val="19"/>
-              </w:rPr>
-              <w:t>认字（三关制：认形/知义/辨体，可切「困难」档展示全字库随机题）：认形热身 → 切"知义"关答对一题，弹出考据卡</w:t>
-            </w:r>
-          </w:p>
-        </w:tc>
-        <w:tc>
-          <w:tcPr>
-            <w:tcW w:type="dxa" w:w="2160"/>
-          </w:tcPr>
-          <w:p>
-            <w:r/>
-            <w:r>
-              <w:rPr>
-                <w:rFonts w:ascii="宋体" w:hAnsi="宋体" w:eastAsia="宋体"/>
-                <w:b w:val="0"/>
-                <w:sz w:val="19"/>
-              </w:rPr>
-              <w:t>点击正确选项，停留展示考据卡</w:t>
-            </w:r>
-          </w:p>
-        </w:tc>
-        <w:tc>
-          <w:tcPr>
-            <w:tcW w:type="dxa" w:w="2160"/>
-          </w:tcPr>
-          <w:p>
-            <w:r/>
-            <w:r>
-              <w:rPr>
-                <w:rFonts w:ascii="宋体" w:hAnsi="宋体" w:eastAsia="宋体"/>
-                <w:b w:val="0"/>
-                <w:sz w:val="19"/>
-              </w:rPr>
-              <w:t>认字关三分：认形、知义、辨体。认得出字形只是热身——知道它的本义，才算听懂了汉字的童年。</w:t>
-            </w:r>
-          </w:p>
-        </w:tc>
-      </w:tr>
-      <w:tr>
-        <w:tc>
-          <w:tcPr>
-            <w:tcW w:type="dxa" w:w="2160"/>
-          </w:tcPr>
-          <w:p>
-            <w:r/>
-            <w:r>
-              <w:rPr>
-                <w:rFonts w:ascii="宋体" w:hAnsi="宋体" w:eastAsia="宋体"/>
-                <w:b w:val="0"/>
-                <w:sz w:val="19"/>
-              </w:rPr>
-              <w:t>3:08–3:22</w:t>
-            </w:r>
-          </w:p>
-        </w:tc>
-        <w:tc>
-          <w:tcPr>
-            <w:tcW w:type="dxa" w:w="2160"/>
-          </w:tcPr>
-          <w:p>
-            <w:r/>
-            <w:r>
-              <w:rPr>
-                <w:rFonts w:ascii="宋体" w:hAnsi="宋体" w:eastAsia="宋体"/>
-                <w:b w:val="0"/>
-                <w:sz w:val="19"/>
-              </w:rPr>
-              <w:t>字量数据动画</w:t>
-            </w:r>
-          </w:p>
-        </w:tc>
-        <w:tc>
-          <w:tcPr>
-            <w:tcW w:type="dxa" w:w="2160"/>
-          </w:tcPr>
-          <w:p>
-            <w:r/>
-            <w:r>
-              <w:rPr>
-                <w:rFonts w:ascii="宋体" w:hAnsi="宋体" w:eastAsia="宋体"/>
-                <w:b w:val="0"/>
-                <w:sz w:val="19"/>
-              </w:rPr>
-              <w:t>切换到"字量"，展示条形图生长</w:t>
-            </w:r>
-          </w:p>
-        </w:tc>
-        <w:tc>
-          <w:tcPr>
-            <w:tcW w:type="dxa" w:w="2160"/>
-          </w:tcPr>
-          <w:p>
-            <w:r/>
-            <w:r>
-              <w:rPr>
-                <w:rFonts w:ascii="宋体" w:hAnsi="宋体" w:eastAsia="宋体"/>
-                <w:b w:val="0"/>
-                <w:sz w:val="19"/>
-              </w:rPr>
-              <w:t>从甲骨文四千余字，到《康熙字典》四万七千余字——汉字，一直在生长。</w:t>
-            </w:r>
-          </w:p>
-        </w:tc>
-      </w:tr>
-      <w:tr>
-        <w:tc>
-          <w:tcPr>
-            <w:tcW w:type="dxa" w:w="2160"/>
-          </w:tcPr>
-          <w:p>
-            <w:r/>
-            <w:r>
-              <w:rPr>
-                <w:rFonts w:ascii="宋体" w:hAnsi="宋体" w:eastAsia="宋体"/>
-                <w:b w:val="0"/>
-                <w:sz w:val="19"/>
-              </w:rPr>
-              <w:t>3:22–3:40</w:t>
-            </w:r>
-          </w:p>
-        </w:tc>
-        <w:tc>
-          <w:tcPr>
-            <w:tcW w:type="dxa" w:w="2160"/>
-          </w:tcPr>
-          <w:p>
-            <w:r/>
-            <w:r>
-              <w:rPr>
-                <w:rFonts w:ascii="宋体" w:hAnsi="宋体" w:eastAsia="宋体"/>
-                <w:b w:val="0"/>
-                <w:sz w:val="19"/>
-              </w:rPr>
-              <w:t>技术亮点（慢镜头拖时间轴 + 屏幕字幕三条："双点云连续混合 / 14,873 字按需加载 / 双引擎手写识别"）</w:t>
-            </w:r>
-          </w:p>
-        </w:tc>
-        <w:tc>
-          <w:tcPr>
-            <w:tcW w:type="dxa" w:w="2160"/>
-          </w:tcPr>
-          <w:p>
-            <w:r/>
-            <w:r>
-              <w:rPr>
-                <w:rFonts w:ascii="宋体" w:hAnsi="宋体" w:eastAsia="宋体"/>
-                <w:b w:val="0"/>
-                <w:sz w:val="19"/>
-              </w:rPr>
-              <w:t>回到"一字千年"，缓慢来回拖动滑块</w:t>
-            </w:r>
-          </w:p>
-        </w:tc>
-        <w:tc>
-          <w:tcPr>
-            <w:tcW w:type="dxa" w:w="2160"/>
-          </w:tcPr>
-          <w:p>
-            <w:r/>
-            <w:r>
-              <w:rPr>
-                <w:rFonts w:ascii="宋体" w:hAnsi="宋体" w:eastAsia="宋体"/>
-                <w:b w:val="0"/>
-                <w:sz w:val="19"/>
-              </w:rPr>
-              <w:t>粒子如何生长？双点云连续混合，让相邻字形逐点插值；一万四千多字按需加载、随取随用；自研与开源双识别引擎，让书写既准又稳。</w:t>
-            </w:r>
-          </w:p>
-        </w:tc>
-      </w:tr>
-      <w:tr>
-        <w:tc>
-          <w:tcPr>
-            <w:tcW w:type="dxa" w:w="2160"/>
-          </w:tcPr>
-          <w:p>
-            <w:r/>
-            <w:r>
-              <w:rPr>
-                <w:rFonts w:ascii="宋体" w:hAnsi="宋体" w:eastAsia="宋体"/>
-                <w:b w:val="0"/>
-                <w:sz w:val="19"/>
-              </w:rPr>
-              <w:t>3:40–3:52</w:t>
-            </w:r>
-          </w:p>
-        </w:tc>
-        <w:tc>
-          <w:tcPr>
-            <w:tcW w:type="dxa" w:w="2160"/>
-          </w:tcPr>
-          <w:p>
-            <w:r/>
-            <w:r>
-              <w:rPr>
-                <w:rFonts w:ascii="宋体" w:hAnsi="宋体" w:eastAsia="宋体"/>
-                <w:b w:val="0"/>
-                <w:sz w:val="19"/>
-              </w:rPr>
-              <w:t>尾声字墙（可点一个字收尾）</w:t>
-            </w:r>
-          </w:p>
-        </w:tc>
-        <w:tc>
-          <w:tcPr>
-            <w:tcW w:type="dxa" w:w="2160"/>
-          </w:tcPr>
-          <w:p>
-            <w:r/>
-            <w:r>
-              <w:rPr>
-                <w:rFonts w:ascii="宋体" w:hAnsi="宋体" w:eastAsia="宋体"/>
-                <w:b w:val="0"/>
-                <w:sz w:val="19"/>
-              </w:rPr>
-              <w:t>切换到"尾声"，停留</w:t>
-            </w:r>
-          </w:p>
-        </w:tc>
-        <w:tc>
-          <w:tcPr>
-            <w:tcW w:type="dxa" w:w="2160"/>
-          </w:tcPr>
-          <w:p>
-            <w:r/>
-            <w:r>
-              <w:rPr>
-                <w:rFonts w:ascii="宋体" w:hAnsi="宋体" w:eastAsia="宋体"/>
-                <w:b w:val="0"/>
-                <w:sz w:val="19"/>
-              </w:rPr>
-              <w:t>三千年，字仍在生长。墙上的三十个字，只是序章。</w:t>
-            </w:r>
-          </w:p>
-        </w:tc>
-      </w:tr>
-      <w:tr>
-        <w:tc>
-          <w:tcPr>
-            <w:tcW w:type="dxa" w:w="2160"/>
-          </w:tcPr>
-          <w:p>
-            <w:r/>
-            <w:r>
-              <w:rPr>
-                <w:rFonts w:ascii="宋体" w:hAnsi="宋体" w:eastAsia="宋体"/>
-                <w:b w:val="0"/>
-                <w:sz w:val="19"/>
-              </w:rPr>
-              <w:t>3:52–4:00</w:t>
-            </w:r>
-          </w:p>
-        </w:tc>
-        <w:tc>
-          <w:tcPr>
-            <w:tcW w:type="dxa" w:w="2160"/>
-          </w:tcPr>
-          <w:p>
-            <w:r/>
-            <w:r>
-              <w:rPr>
-                <w:rFonts w:ascii="宋体" w:hAnsi="宋体" w:eastAsia="宋体"/>
-                <w:b w:val="0"/>
-                <w:sz w:val="19"/>
-              </w:rPr>
-              <w:t>关于页收尾字幕</w:t>
-            </w:r>
-          </w:p>
-        </w:tc>
-        <w:tc>
-          <w:tcPr>
-            <w:tcW w:type="dxa" w:w="2160"/>
-          </w:tcPr>
-          <w:p>
-            <w:r/>
-            <w:r>
-              <w:rPr>
-                <w:rFonts w:ascii="宋体" w:hAnsi="宋体" w:eastAsia="宋体"/>
-                <w:b w:val="0"/>
-                <w:sz w:val="19"/>
-              </w:rPr>
-              <w:t>切到"关于"，结束</w:t>
-            </w:r>
-          </w:p>
-        </w:tc>
-        <w:tc>
-          <w:tcPr>
-            <w:tcW w:type="dxa" w:w="2160"/>
-          </w:tcPr>
-          <w:p>
-            <w:r/>
-            <w:r>
-              <w:rPr>
-                <w:rFonts w:ascii="宋体" w:hAnsi="宋体" w:eastAsia="宋体"/>
-                <w:b w:val="0"/>
-                <w:sz w:val="19"/>
-              </w:rPr>
-              <w:t>字幕：《字·生》——看一个字，从远古走到今天。</w:t>
+              <w:t>3s</w:t>
             </w:r>
           </w:p>
         </w:tc>
@@ -1315,115 +829,7 @@
           <w:b/>
           <w:sz w:val="27"/>
         </w:rPr>
-        <w:t>三、旁白完整文案（可直接配音）</w:t>
-      </w:r>
-    </w:p>
-    <w:p>
-      <w:r>
-        <w:rPr>
-          <w:rFonts w:ascii="宋体" w:hAnsi="宋体" w:eastAsia="宋体"/>
-          <w:b w:val="0"/>
-          <w:color w:val="666666"/>
-          <w:sz w:val="20"/>
-        </w:rPr>
-        <w:t>汉字，是中华文明的基因。三千年来，它从刻痕长成笔墨。</w:t>
-      </w:r>
-    </w:p>
-    <w:p>
-      <w:r>
-        <w:rPr>
-          <w:rFonts w:ascii="宋体" w:hAnsi="宋体" w:eastAsia="宋体"/>
-          <w:b w:val="0"/>
-          <w:color w:val="666666"/>
-          <w:sz w:val="20"/>
-        </w:rPr>
-        <w:t>甲骨文，刀锋刻入龟甲与兽骨；先民把看到的日月山川，直接画成了字——这是汉字的童年。金文，字走上青铜，笔画圆浑庄重。简帛，墨迹里藏着篆隶之间的过渡。小篆，书同文，汉字第一次拥有统一的秩序。隶变，汉字从“画”变成了“写”，笔锋从此有了速度。楷书，三千年的生长，在此定格。</w:t>
-      </w:r>
-    </w:p>
-    <w:p>
-      <w:r>
-        <w:rPr>
-          <w:rFonts w:ascii="宋体" w:hAnsi="宋体" w:eastAsia="宋体"/>
-          <w:b w:val="0"/>
-          <w:color w:val="666666"/>
-          <w:sz w:val="20"/>
-        </w:rPr>
-        <w:t>不止于观看——字库从 30 个精选字扩展到 14873 个汉字；每个字都按它真实的生命阶段生长。有的字出生得晚，我们就诚实地说：它那时还没有出生。</w:t>
-      </w:r>
-    </w:p>
-    <w:p>
-      <w:r>
-        <w:rPr>
-          <w:rFonts w:ascii="宋体" w:hAnsi="宋体" w:eastAsia="宋体"/>
-          <w:b w:val="0"/>
-          <w:color w:val="666666"/>
-          <w:sz w:val="20"/>
-        </w:rPr>
-        <w:t>汉字是积木。日与月相合，便有了"明"；你也可以亲手写下"水"和"可"——它们合成"河"。八千多组部件组合——会意的智慧，由你亲手拼出。</w:t>
-      </w:r>
-    </w:p>
-    <w:p>
-      <w:r>
-        <w:rPr>
-          <w:rFonts w:ascii="宋体" w:hAnsi="宋体" w:eastAsia="宋体"/>
-          <w:b w:val="0"/>
-          <w:color w:val="666666"/>
-          <w:sz w:val="20"/>
-        </w:rPr>
-        <w:t>写下你的一笔一画，粒子会接住它。开源手写识别引擎一万两千多字的词表在本地推理，断网也能认——认出来之后点一下，就能看这个字三千年的样子。你也可以把名字写成一张星图，一键导出海报。认形、知义、辨体，三关过后，你会重新认识这些字。</w:t>
-      </w:r>
-    </w:p>
-    <w:p>
-      <w:r>
-        <w:rPr>
-          <w:rFonts w:ascii="宋体" w:hAnsi="宋体" w:eastAsia="宋体"/>
-          <w:b w:val="0"/>
-          <w:color w:val="666666"/>
-          <w:sz w:val="20"/>
-        </w:rPr>
-        <w:t>从甲骨文四千余字，到《康熙字典》四万七千余字——汉字，一直在生长。</w:t>
-      </w:r>
-    </w:p>
-    <w:p>
-      <w:r>
-        <w:rPr>
-          <w:rFonts w:ascii="宋体" w:hAnsi="宋体" w:eastAsia="宋体"/>
-          <w:b w:val="0"/>
-          <w:color w:val="666666"/>
-          <w:sz w:val="20"/>
-        </w:rPr>
-        <w:t>粒子如何生长？双点云连续混合，让相邻字形逐点插值；一万四千多字按需加载；自研与开源双识别引擎，让书写既准又稳。</w:t>
-      </w:r>
-    </w:p>
-    <w:p>
-      <w:r>
-        <w:rPr>
-          <w:rFonts w:ascii="宋体" w:hAnsi="宋体" w:eastAsia="宋体"/>
-          <w:b w:val="0"/>
-          <w:color w:val="666666"/>
-          <w:sz w:val="20"/>
-        </w:rPr>
-        <w:t>三千年，字仍在生长。墙上的三十个字，只是序章。《字·生》——看一个字，从远古走到今天。</w:t>
-      </w:r>
-    </w:p>
-    <w:p>
-      <w:r>
-        <w:rPr>
-          <w:rFonts w:ascii="宋体" w:hAnsi="宋体" w:eastAsia="宋体"/>
-          <w:b w:val="0"/>
-          <w:sz w:val="21"/>
-        </w:rPr>
-        <w:t>（配音可用剪映"文本朗读"生成，或本人录制，后者在答辩时更有说服力）</w:t>
-      </w:r>
-    </w:p>
-    <w:p>
-      <w:r>
-        <w:rPr>
-          <w:rFonts w:ascii="微软雅黑" w:hAnsi="微软雅黑" w:eastAsia="微软雅黑"/>
-          <w:b/>
-          <w:sz w:val="27"/>
-        </w:rPr>
-        <w:t>四、视频检查清单</w:t>
+        <w:t>三、可选加分项</w:t>
       </w:r>
     </w:p>
     <w:p>
@@ -1436,7 +842,7 @@
           <w:b w:val="0"/>
           <w:sz w:val="21"/>
         </w:rPr>
-        <w:t>☐ 全片无卡顿、无掉帧、无水印、无敏感信息（桌面文件、聊天窗口）</w:t>
+        <w:t>每段开头加一行极简小字幕（如"构字·手写合成"），不用旁白也看得懂</w:t>
       </w:r>
     </w:p>
     <w:p>
@@ -1449,7 +855,17 @@
           <w:b w:val="0"/>
           <w:sz w:val="21"/>
         </w:rPr>
-        <w:t>☐ 六幕画面 + 五个互动完整展示：简帛一幕、时间轴拖动、构字合成、手写识别、名字图海报、认字答题</w:t>
+        <w:t>剪辑时统一章节切换的节奏，去掉加载等待与误操作片段</w:t>
+      </w:r>
+    </w:p>
+    <w:p>
+      <w:r>
+        <w:rPr>
+          <w:rFonts w:ascii="微软雅黑" w:hAnsi="微软雅黑" w:eastAsia="微软雅黑"/>
+          <w:b/>
+          <w:sz w:val="27"/>
+        </w:rPr>
+        <w:t>四、录完自检</w:t>
       </w:r>
     </w:p>
     <w:p>
@@ -1462,7 +878,7 @@
           <w:b w:val="0"/>
           <w:sz w:val="21"/>
         </w:rPr>
-        <w:t>☐ 字幕与画面同步，字号足够大（评委多为远距离观看）</w:t>
+        <w:t>☐ 14 个章节全部出镜（六幕 + 一字千年 + 构字 + 写字 + 认字 + 字量 + 尾声 + 关于）</w:t>
       </w:r>
     </w:p>
     <w:p>
@@ -1475,7 +891,7 @@
           <w:b w:val="0"/>
           <w:sz w:val="21"/>
         </w:rPr>
-        <w:t>☐ 视频首尾各留 1 秒黑场/静帧，便于剪辑</w:t>
+        <w:t>☐ 构字两种入口都演示（选字 + 手写）</w:t>
       </w:r>
     </w:p>
     <w:p>
@@ -1488,7 +904,46 @@
           <w:b w:val="0"/>
           <w:sz w:val="21"/>
         </w:rPr>
-        <w:t>☐ 导出 H.264 MP4，≤1GB，文件名按提交规范命名（如：316056-字生-演示视频.mp4）</w:t>
+        <w:t>☐ 写字三种模式都演示（自由书写 / 跟着写 / 名字图）</w:t>
+      </w:r>
+    </w:p>
+    <w:p>
+      <w:pPr>
+        <w:pStyle w:val="ListBullet"/>
+      </w:pPr>
+      <w:r>
+        <w:rPr>
+          <w:rFonts w:ascii="宋体" w:hAnsi="宋体" w:eastAsia="宋体"/>
+          <w:b w:val="0"/>
+          <w:sz w:val="21"/>
+        </w:rPr>
+        <w:t>☐ 认字展示难度切换</w:t>
+      </w:r>
+    </w:p>
+    <w:p>
+      <w:pPr>
+        <w:pStyle w:val="ListBullet"/>
+      </w:pPr>
+      <w:r>
+        <w:rPr>
+          <w:rFonts w:ascii="宋体" w:hAnsi="宋体" w:eastAsia="宋体"/>
+          <w:b w:val="0"/>
+          <w:sz w:val="21"/>
+        </w:rPr>
+        <w:t>☐ 全程无姓名、学校等身份信息</w:t>
+      </w:r>
+    </w:p>
+    <w:p>
+      <w:pPr>
+        <w:pStyle w:val="ListBullet"/>
+      </w:pPr>
+      <w:r>
+        <w:rPr>
+          <w:rFonts w:ascii="宋体" w:hAnsi="宋体" w:eastAsia="宋体"/>
+          <w:b w:val="0"/>
+          <w:sz w:val="21"/>
+        </w:rPr>
+        <w:t>☐ 文件可正常播放，命名 `视频-字生-316056.mp4`</w:t>
       </w:r>
     </w:p>
     <w:sectPr>
